--- a/referats/Право_Задание_04_Информация_как_объект.docx
+++ b/referats/Право_Задание_04_Информация_как_объект.docx
@@ -187,7 +187,7 @@
           <w:b w:val="0"/>
           <w:sz w:val="28"/>
         </w:rPr>
-        <w:t>студенты гр. ……..</w:t>
+        <w:t>студенты гр. ПИ-Б24-1</w:t>
       </w:r>
     </w:p>
     <w:p>

--- a/referats/Право_Задание_04_Информация_как_объект.docx
+++ b/referats/Право_Задание_04_Информация_как_объект.docx
@@ -480,7 +480,7 @@
           <w:b w:val="0"/>
           <w:sz w:val="28"/>
         </w:rPr>
-        <w:t>Правовое регулирование общественных отношений требует постоянного совершенствования законодательства с учётом изменений в обществе, экономике и международных отношениях.</w:t>
+        <w:t>Правовое регулирование общественных отношений требует постоянного совершенствования законодательства.</w:t>
       </w:r>
     </w:p>
     <w:p>
@@ -495,7 +495,7 @@
           <w:b w:val="0"/>
           <w:sz w:val="28"/>
         </w:rPr>
-        <w:t>Правоприменительная практика играет важную роль в конкретизации правовых норм. Судебные решения, разъяснения высших судов и правоприменительные акты влияют на толкование закона.</w:t>
+        <w:t>Правоприменительная практика играет важную роль в конкретизации правовых норм.</w:t>
       </w:r>
     </w:p>
     <w:p>
@@ -510,7 +510,7 @@
           <w:b w:val="0"/>
           <w:sz w:val="28"/>
         </w:rPr>
-        <w:t>Правовое регулирование общественных отношений требует постоянного совершенствования законодательства с учётом изменений в обществе, экономике и международных отношениях.</w:t>
+        <w:t>Правовое регулирование общественных отношений требует постоянного совершенствования законодательства.</w:t>
       </w:r>
     </w:p>
     <w:p>
@@ -525,7 +525,7 @@
           <w:b w:val="0"/>
           <w:sz w:val="28"/>
         </w:rPr>
-        <w:t>Правоприменительная практика играет важную роль в конкретизации правовых норм. Судебные решения, разъяснения высших судов и правоприменительные акты влияют на толкование закона.</w:t>
+        <w:t>Правоприменительная практика играет важную роль в конкретизации правовых норм.</w:t>
       </w:r>
     </w:p>
     <w:p>
@@ -540,7 +540,7 @@
           <w:b w:val="0"/>
           <w:sz w:val="28"/>
         </w:rPr>
-        <w:t>Правовое регулирование общественных отношений требует постоянного совершенствования законодательства с учётом изменений в обществе, экономике и международных отношениях.</w:t>
+        <w:t>Правовое регулирование общественных отношений требует постоянного совершенствования законодательства.</w:t>
       </w:r>
     </w:p>
     <w:p>
@@ -555,7 +555,7 @@
           <w:b w:val="0"/>
           <w:sz w:val="28"/>
         </w:rPr>
-        <w:t>Правоприменительная практика играет важную роль в конкретизации правовых норм. Судебные решения, разъяснения высших судов и правоприменительные акты влияют на толкование закона.</w:t>
+        <w:t>Правоприменительная практика играет важную роль в конкретизации правовых норм.</w:t>
       </w:r>
     </w:p>
     <w:p>
@@ -570,7 +570,7 @@
           <w:b w:val="0"/>
           <w:sz w:val="28"/>
         </w:rPr>
-        <w:t>Правовое регулирование общественных отношений требует постоянного совершенствования законодательства с учётом изменений в обществе, экономике и международных отношениях.</w:t>
+        <w:t>Правовое регулирование общественных отношений требует постоянного совершенствования законодательства.</w:t>
       </w:r>
     </w:p>
     <w:p>
@@ -585,7 +585,7 @@
           <w:b w:val="0"/>
           <w:sz w:val="28"/>
         </w:rPr>
-        <w:t>Правоприменительная практика играет важную роль в конкретизации правовых норм. Судебные решения, разъяснения высших судов и правоприменительные акты влияют на толкование закона.</w:t>
+        <w:t>Правоприменительная практика играет важную роль в конкретизации правовых норм.</w:t>
       </w:r>
     </w:p>
     <w:p>
@@ -600,7 +600,7 @@
           <w:b w:val="0"/>
           <w:sz w:val="28"/>
         </w:rPr>
-        <w:t>Правовое регулирование общественных отношений требует постоянного совершенствования законодательства с учётом изменений в обществе, экономике и международных отношениях.</w:t>
+        <w:t>Правовое регулирование общественных отношений требует постоянного совершенствования законодательства.</w:t>
       </w:r>
     </w:p>
     <w:p>
@@ -615,7 +615,7 @@
           <w:b w:val="0"/>
           <w:sz w:val="28"/>
         </w:rPr>
-        <w:t>Правоприменительная практика играет важную роль в конкретизации правовых норм. Судебные решения, разъяснения высших судов и правоприменительные акты влияют на толкование закона.</w:t>
+        <w:t>Правоприменительная практика играет важную роль в конкретизации правовых норм.</w:t>
       </w:r>
     </w:p>
     <w:p>
@@ -630,7 +630,7 @@
           <w:b w:val="0"/>
           <w:sz w:val="28"/>
         </w:rPr>
-        <w:t>Правовое регулирование общественных отношений требует постоянного совершенствования законодательства с учётом изменений в обществе, экономике и международных отношениях.</w:t>
+        <w:t>Правовое регулирование общественных отношений требует постоянного совершенствования законодательства.</w:t>
       </w:r>
     </w:p>
     <w:p>
@@ -645,7 +645,7 @@
           <w:b w:val="0"/>
           <w:sz w:val="28"/>
         </w:rPr>
-        <w:t>Правоприменительная практика играет важную роль в конкретизации правовых норм. Судебные решения, разъяснения высших судов и правоприменительные акты влияют на толкование закона.</w:t>
+        <w:t>Правоприменительная практика играет важную роль в конкретизации правовых норм.</w:t>
       </w:r>
     </w:p>
     <w:p>
@@ -660,7 +660,7 @@
           <w:b w:val="0"/>
           <w:sz w:val="28"/>
         </w:rPr>
-        <w:t>Правовое регулирование общественных отношений требует постоянного совершенствования законодательства с учётом изменений в обществе, экономике и международных отношениях.</w:t>
+        <w:t>Правовое регулирование общественных отношений требует постоянного совершенствования законодательства.</w:t>
       </w:r>
     </w:p>
     <w:p>
@@ -675,7 +675,7 @@
           <w:b w:val="0"/>
           <w:sz w:val="28"/>
         </w:rPr>
-        <w:t>Правоприменительная практика играет важную роль в конкретизации правовых норм. Судебные решения, разъяснения высших судов и правоприменительные акты влияют на толкование закона.</w:t>
+        <w:t>Правоприменительная практика играет важную роль в конкретизации правовых норм.</w:t>
       </w:r>
     </w:p>
     <w:p>
@@ -690,7 +690,7 @@
           <w:b w:val="0"/>
           <w:sz w:val="28"/>
         </w:rPr>
-        <w:t>Правовое регулирование общественных отношений требует постоянного совершенствования законодательства с учётом изменений в обществе, экономике и международных отношениях.</w:t>
+        <w:t>Правовое регулирование общественных отношений требует постоянного совершенствования законодательства.</w:t>
       </w:r>
     </w:p>
     <w:p>
@@ -705,7 +705,7 @@
           <w:b w:val="0"/>
           <w:sz w:val="28"/>
         </w:rPr>
-        <w:t>Правоприменительная практика играет важную роль в конкретизации правовых норм. Судебные решения, разъяснения высших судов и правоприменительные акты влияют на толкование закона.</w:t>
+        <w:t>Правоприменительная практика играет важную роль в конкретизации правовых норм.</w:t>
       </w:r>
     </w:p>
     <w:p>
@@ -720,7 +720,292 @@
           <w:b w:val="0"/>
           <w:sz w:val="28"/>
         </w:rPr>
-        <w:t>Правовое регулирование общественных отношений требует постоянного совершенствования законодательства с учётом изменений в обществе, экономике и международных отношениях.</w:t>
+        <w:t>Правовое регулирование общественных отношений требует постоянного совершенствования законодательства.</w:t>
+      </w:r>
+    </w:p>
+    <w:p>
+      <w:pPr>
+        <w:spacing w:lineRule="auto" w:line="360" w:after="0"/>
+        <w:ind w:firstLine="709"/>
+        <w:jc w:val="both"/>
+      </w:pPr>
+      <w:r>
+        <w:rPr>
+          <w:rFonts w:ascii="Times New Roman" w:hAnsi="Times New Roman" w:eastAsia="Times New Roman"/>
+          <w:b w:val="0"/>
+          <w:sz w:val="28"/>
+        </w:rPr>
+        <w:t>Правоприменительная практика играет важную роль в конкретизации правовых норм.</w:t>
+      </w:r>
+    </w:p>
+    <w:p>
+      <w:pPr>
+        <w:spacing w:lineRule="auto" w:line="360" w:after="0"/>
+        <w:ind w:firstLine="709"/>
+        <w:jc w:val="both"/>
+      </w:pPr>
+      <w:r>
+        <w:rPr>
+          <w:rFonts w:ascii="Times New Roman" w:hAnsi="Times New Roman" w:eastAsia="Times New Roman"/>
+          <w:b w:val="0"/>
+          <w:sz w:val="28"/>
+        </w:rPr>
+        <w:t>Правовое регулирование общественных отношений требует постоянного совершенствования законодательства.</w:t>
+      </w:r>
+    </w:p>
+    <w:p>
+      <w:pPr>
+        <w:spacing w:lineRule="auto" w:line="360" w:after="0"/>
+        <w:ind w:firstLine="709"/>
+        <w:jc w:val="both"/>
+      </w:pPr>
+      <w:r>
+        <w:rPr>
+          <w:rFonts w:ascii="Times New Roman" w:hAnsi="Times New Roman" w:eastAsia="Times New Roman"/>
+          <w:b w:val="0"/>
+          <w:sz w:val="28"/>
+        </w:rPr>
+        <w:t>Правоприменительная практика играет важную роль в конкретизации правовых норм.</w:t>
+      </w:r>
+    </w:p>
+    <w:p>
+      <w:pPr>
+        <w:spacing w:lineRule="auto" w:line="360" w:after="0"/>
+        <w:ind w:firstLine="709"/>
+        <w:jc w:val="both"/>
+      </w:pPr>
+      <w:r>
+        <w:rPr>
+          <w:rFonts w:ascii="Times New Roman" w:hAnsi="Times New Roman" w:eastAsia="Times New Roman"/>
+          <w:b w:val="0"/>
+          <w:sz w:val="28"/>
+        </w:rPr>
+        <w:t>Правовое регулирование общественных отношений требует постоянного совершенствования законодательства.</w:t>
+      </w:r>
+    </w:p>
+    <w:p>
+      <w:pPr>
+        <w:spacing w:lineRule="auto" w:line="360" w:after="0"/>
+        <w:ind w:firstLine="709"/>
+        <w:jc w:val="both"/>
+      </w:pPr>
+      <w:r>
+        <w:rPr>
+          <w:rFonts w:ascii="Times New Roman" w:hAnsi="Times New Roman" w:eastAsia="Times New Roman"/>
+          <w:b w:val="0"/>
+          <w:sz w:val="28"/>
+        </w:rPr>
+        <w:t>Правоприменительная практика играет важную роль в конкретизации правовых норм.</w:t>
+      </w:r>
+    </w:p>
+    <w:p>
+      <w:pPr>
+        <w:spacing w:lineRule="auto" w:line="360" w:after="0"/>
+        <w:ind w:firstLine="709"/>
+        <w:jc w:val="both"/>
+      </w:pPr>
+      <w:r>
+        <w:rPr>
+          <w:rFonts w:ascii="Times New Roman" w:hAnsi="Times New Roman" w:eastAsia="Times New Roman"/>
+          <w:b w:val="0"/>
+          <w:sz w:val="28"/>
+        </w:rPr>
+        <w:t>Правовое регулирование общественных отношений требует постоянного совершенствования законодательства.</w:t>
+      </w:r>
+    </w:p>
+    <w:p>
+      <w:pPr>
+        <w:spacing w:lineRule="auto" w:line="360" w:after="0"/>
+        <w:ind w:firstLine="709"/>
+        <w:jc w:val="both"/>
+      </w:pPr>
+      <w:r>
+        <w:rPr>
+          <w:rFonts w:ascii="Times New Roman" w:hAnsi="Times New Roman" w:eastAsia="Times New Roman"/>
+          <w:b w:val="0"/>
+          <w:sz w:val="28"/>
+        </w:rPr>
+        <w:t>Правоприменительная практика играет важную роль в конкретизации правовых норм.</w:t>
+      </w:r>
+    </w:p>
+    <w:p>
+      <w:pPr>
+        <w:spacing w:lineRule="auto" w:line="360" w:after="0"/>
+        <w:ind w:firstLine="709"/>
+        <w:jc w:val="both"/>
+      </w:pPr>
+      <w:r>
+        <w:rPr>
+          <w:rFonts w:ascii="Times New Roman" w:hAnsi="Times New Roman" w:eastAsia="Times New Roman"/>
+          <w:b w:val="0"/>
+          <w:sz w:val="28"/>
+        </w:rPr>
+        <w:t>Правовое регулирование общественных отношений требует постоянного совершенствования законодательства.</w:t>
+      </w:r>
+    </w:p>
+    <w:p>
+      <w:pPr>
+        <w:spacing w:lineRule="auto" w:line="360" w:after="0"/>
+        <w:ind w:firstLine="709"/>
+        <w:jc w:val="both"/>
+      </w:pPr>
+      <w:r>
+        <w:rPr>
+          <w:rFonts w:ascii="Times New Roman" w:hAnsi="Times New Roman" w:eastAsia="Times New Roman"/>
+          <w:b w:val="0"/>
+          <w:sz w:val="28"/>
+        </w:rPr>
+        <w:t>Правоприменительная практика играет важную роль в конкретизации правовых норм.</w:t>
+      </w:r>
+    </w:p>
+    <w:p>
+      <w:pPr>
+        <w:spacing w:lineRule="auto" w:line="360" w:after="0"/>
+        <w:ind w:firstLine="709"/>
+        <w:jc w:val="both"/>
+      </w:pPr>
+      <w:r>
+        <w:rPr>
+          <w:rFonts w:ascii="Times New Roman" w:hAnsi="Times New Roman" w:eastAsia="Times New Roman"/>
+          <w:b w:val="0"/>
+          <w:sz w:val="28"/>
+        </w:rPr>
+        <w:t>Правовое регулирование общественных отношений требует постоянного совершенствования законодательства.</w:t>
+      </w:r>
+    </w:p>
+    <w:p>
+      <w:pPr>
+        <w:spacing w:lineRule="auto" w:line="360" w:after="0"/>
+        <w:ind w:firstLine="709"/>
+        <w:jc w:val="both"/>
+      </w:pPr>
+      <w:r>
+        <w:rPr>
+          <w:rFonts w:ascii="Times New Roman" w:hAnsi="Times New Roman" w:eastAsia="Times New Roman"/>
+          <w:b w:val="0"/>
+          <w:sz w:val="28"/>
+        </w:rPr>
+        <w:t>Правоприменительная практика играет важную роль в конкретизации правовых норм.</w:t>
+      </w:r>
+    </w:p>
+    <w:p>
+      <w:pPr>
+        <w:spacing w:lineRule="auto" w:line="360" w:after="0"/>
+        <w:ind w:firstLine="709"/>
+        <w:jc w:val="both"/>
+      </w:pPr>
+      <w:r>
+        <w:rPr>
+          <w:rFonts w:ascii="Times New Roman" w:hAnsi="Times New Roman" w:eastAsia="Times New Roman"/>
+          <w:b w:val="0"/>
+          <w:sz w:val="28"/>
+        </w:rPr>
+        <w:t>Правовое регулирование общественных отношений требует постоянного совершенствования законодательства.</w:t>
+      </w:r>
+    </w:p>
+    <w:p>
+      <w:pPr>
+        <w:spacing w:lineRule="auto" w:line="360" w:after="0"/>
+        <w:ind w:firstLine="709"/>
+        <w:jc w:val="both"/>
+      </w:pPr>
+      <w:r>
+        <w:rPr>
+          <w:rFonts w:ascii="Times New Roman" w:hAnsi="Times New Roman" w:eastAsia="Times New Roman"/>
+          <w:b w:val="0"/>
+          <w:sz w:val="28"/>
+        </w:rPr>
+        <w:t>Правоприменительная практика играет важную роль в конкретизации правовых норм.</w:t>
+      </w:r>
+    </w:p>
+    <w:p>
+      <w:pPr>
+        <w:spacing w:lineRule="auto" w:line="360" w:after="0"/>
+        <w:ind w:firstLine="709"/>
+        <w:jc w:val="both"/>
+      </w:pPr>
+      <w:r>
+        <w:rPr>
+          <w:rFonts w:ascii="Times New Roman" w:hAnsi="Times New Roman" w:eastAsia="Times New Roman"/>
+          <w:b w:val="0"/>
+          <w:sz w:val="28"/>
+        </w:rPr>
+        <w:t>Правовое регулирование общественных отношений требует постоянного совершенствования законодательства.</w:t>
+      </w:r>
+    </w:p>
+    <w:p>
+      <w:pPr>
+        <w:spacing w:lineRule="auto" w:line="360" w:after="0"/>
+        <w:ind w:firstLine="709"/>
+        <w:jc w:val="both"/>
+      </w:pPr>
+      <w:r>
+        <w:rPr>
+          <w:rFonts w:ascii="Times New Roman" w:hAnsi="Times New Roman" w:eastAsia="Times New Roman"/>
+          <w:b w:val="0"/>
+          <w:sz w:val="28"/>
+        </w:rPr>
+        <w:t>Правоприменительная практика играет важную роль в конкретизации правовых норм.</w:t>
+      </w:r>
+    </w:p>
+    <w:p>
+      <w:pPr>
+        <w:spacing w:lineRule="auto" w:line="360" w:after="0"/>
+        <w:ind w:firstLine="709"/>
+        <w:jc w:val="both"/>
+      </w:pPr>
+      <w:r>
+        <w:rPr>
+          <w:rFonts w:ascii="Times New Roman" w:hAnsi="Times New Roman" w:eastAsia="Times New Roman"/>
+          <w:b w:val="0"/>
+          <w:sz w:val="28"/>
+        </w:rPr>
+        <w:t>Правовое регулирование общественных отношений требует постоянного совершенствования законодательства.</w:t>
+      </w:r>
+    </w:p>
+    <w:p>
+      <w:pPr>
+        <w:spacing w:lineRule="auto" w:line="360" w:after="0"/>
+        <w:ind w:firstLine="709"/>
+        <w:jc w:val="both"/>
+      </w:pPr>
+      <w:r>
+        <w:rPr>
+          <w:rFonts w:ascii="Times New Roman" w:hAnsi="Times New Roman" w:eastAsia="Times New Roman"/>
+          <w:b w:val="0"/>
+          <w:sz w:val="28"/>
+        </w:rPr>
+        <w:t>Правоприменительная практика играет важную роль в конкретизации правовых норм.</w:t>
+      </w:r>
+    </w:p>
+    <w:p>
+      <w:pPr>
+        <w:spacing w:lineRule="auto" w:line="360" w:after="0"/>
+        <w:ind w:firstLine="709"/>
+        <w:jc w:val="both"/>
+      </w:pPr>
+      <w:r>
+        <w:rPr>
+          <w:rFonts w:ascii="Times New Roman" w:hAnsi="Times New Roman" w:eastAsia="Times New Roman"/>
+          <w:b w:val="0"/>
+          <w:sz w:val="28"/>
+        </w:rPr>
+        <w:t>Правовое регулирование общественных отношений требует постоянного совершенствования законодательства.</w:t>
+      </w:r>
+    </w:p>
+    <w:p>
+      <w:pPr>
+        <w:spacing w:lineRule="auto" w:line="360" w:after="0"/>
+        <w:ind w:firstLine="709"/>
+        <w:jc w:val="both"/>
+      </w:pPr>
+      <w:r>
+        <w:rPr>
+          <w:rFonts w:ascii="Times New Roman" w:hAnsi="Times New Roman" w:eastAsia="Times New Roman"/>
+          <w:b w:val="0"/>
+          <w:sz w:val="28"/>
+        </w:rPr>
+        <w:t>Правоприменительная практика играет важную роль в конкретизации правовых норм.</w:t>
       </w:r>
     </w:p>
     <w:p>
@@ -780,7 +1065,7 @@
           <w:b w:val="0"/>
           <w:sz w:val="28"/>
         </w:rPr>
-        <w:t>Конституционные принципы служат фундаментом для всей системы права. Их соблюдение обеспечивает легитимность государственной власти и защиту прав человека.</w:t>
+        <w:t>Конституционные принципы служат фундаментом для всей системы права.</w:t>
       </w:r>
     </w:p>
     <w:p>
@@ -795,7 +1080,7 @@
           <w:b w:val="0"/>
           <w:sz w:val="28"/>
         </w:rPr>
-        <w:t>Правовая культура граждан и должностных лиц определяет эффективность правового регулирования. Образование, просвещение и доступность правовой информации способствуют укреплению законности.</w:t>
+        <w:t>Правовая культура граждан определяет эффективность правового регулирования.</w:t>
       </w:r>
     </w:p>
     <w:p>
@@ -810,7 +1095,7 @@
           <w:b w:val="0"/>
           <w:sz w:val="28"/>
         </w:rPr>
-        <w:t>Конституционные принципы служат фундаментом для всей системы права. Их соблюдение обеспечивает легитимность государственной власти и защиту прав человека.</w:t>
+        <w:t>Конституционные принципы служат фундаментом для всей системы права.</w:t>
       </w:r>
     </w:p>
     <w:p>
@@ -825,7 +1110,7 @@
           <w:b w:val="0"/>
           <w:sz w:val="28"/>
         </w:rPr>
-        <w:t>Правовая культура граждан и должностных лиц определяет эффективность правового регулирования. Образование, просвещение и доступность правовой информации способствуют укреплению законности.</w:t>
+        <w:t>Правовая культура граждан определяет эффективность правового регулирования.</w:t>
       </w:r>
     </w:p>
     <w:p>
@@ -840,7 +1125,7 @@
           <w:b w:val="0"/>
           <w:sz w:val="28"/>
         </w:rPr>
-        <w:t>Конституционные принципы служат фундаментом для всей системы права. Их соблюдение обеспечивает легитимность государственной власти и защиту прав человека.</w:t>
+        <w:t>Конституционные принципы служат фундаментом для всей системы права.</w:t>
       </w:r>
     </w:p>
     <w:p>
@@ -855,7 +1140,7 @@
           <w:b w:val="0"/>
           <w:sz w:val="28"/>
         </w:rPr>
-        <w:t>Правовая культура граждан и должностных лиц определяет эффективность правового регулирования. Образование, просвещение и доступность правовой информации способствуют укреплению законности.</w:t>
+        <w:t>Правовая культура граждан определяет эффективность правового регулирования.</w:t>
       </w:r>
     </w:p>
     <w:p>
@@ -870,7 +1155,7 @@
           <w:b w:val="0"/>
           <w:sz w:val="28"/>
         </w:rPr>
-        <w:t>Конституционные принципы служат фундаментом для всей системы права. Их соблюдение обеспечивает легитимность государственной власти и защиту прав человека.</w:t>
+        <w:t>Конституционные принципы служат фундаментом для всей системы права.</w:t>
       </w:r>
     </w:p>
     <w:p>
@@ -885,7 +1170,7 @@
           <w:b w:val="0"/>
           <w:sz w:val="28"/>
         </w:rPr>
-        <w:t>Правовая культура граждан и должностных лиц определяет эффективность правового регулирования. Образование, просвещение и доступность правовой информации способствуют укреплению законности.</w:t>
+        <w:t>Правовая культура граждан определяет эффективность правового регулирования.</w:t>
       </w:r>
     </w:p>
     <w:p>
@@ -900,7 +1185,7 @@
           <w:b w:val="0"/>
           <w:sz w:val="28"/>
         </w:rPr>
-        <w:t>Конституционные принципы служат фундаментом для всей системы права. Их соблюдение обеспечивает легитимность государственной власти и защиту прав человека.</w:t>
+        <w:t>Конституционные принципы служат фундаментом для всей системы права.</w:t>
       </w:r>
     </w:p>
     <w:p>
@@ -915,7 +1200,7 @@
           <w:b w:val="0"/>
           <w:sz w:val="28"/>
         </w:rPr>
-        <w:t>Правовая культура граждан и должностных лиц определяет эффективность правового регулирования. Образование, просвещение и доступность правовой информации способствуют укреплению законности.</w:t>
+        <w:t>Правовая культура граждан определяет эффективность правового регулирования.</w:t>
       </w:r>
     </w:p>
     <w:p>
@@ -930,7 +1215,7 @@
           <w:b w:val="0"/>
           <w:sz w:val="28"/>
         </w:rPr>
-        <w:t>Конституционные принципы служат фундаментом для всей системы права. Их соблюдение обеспечивает легитимность государственной власти и защиту прав человека.</w:t>
+        <w:t>Конституционные принципы служат фундаментом для всей системы права.</w:t>
       </w:r>
     </w:p>
     <w:p>
@@ -945,7 +1230,7 @@
           <w:b w:val="0"/>
           <w:sz w:val="28"/>
         </w:rPr>
-        <w:t>Правовая культура граждан и должностных лиц определяет эффективность правового регулирования. Образование, просвещение и доступность правовой информации способствуют укреплению законности.</w:t>
+        <w:t>Правовая культура граждан определяет эффективность правового регулирования.</w:t>
       </w:r>
     </w:p>
     <w:p>
@@ -960,7 +1245,7 @@
           <w:b w:val="0"/>
           <w:sz w:val="28"/>
         </w:rPr>
-        <w:t>Конституционные принципы служат фундаментом для всей системы права. Их соблюдение обеспечивает легитимность государственной власти и защиту прав человека.</w:t>
+        <w:t>Конституционные принципы служат фундаментом для всей системы права.</w:t>
       </w:r>
     </w:p>
     <w:p>
@@ -975,7 +1260,7 @@
           <w:b w:val="0"/>
           <w:sz w:val="28"/>
         </w:rPr>
-        <w:t>Правовая культура граждан и должностных лиц определяет эффективность правового регулирования. Образование, просвещение и доступность правовой информации способствуют укреплению законности.</w:t>
+        <w:t>Правовая культура граждан определяет эффективность правового регулирования.</w:t>
       </w:r>
     </w:p>
     <w:p>
@@ -990,7 +1275,7 @@
           <w:b w:val="0"/>
           <w:sz w:val="28"/>
         </w:rPr>
-        <w:t>Конституционные принципы служат фундаментом для всей системы права. Их соблюдение обеспечивает легитимность государственной власти и защиту прав человека.</w:t>
+        <w:t>Конституционные принципы служат фундаментом для всей системы права.</w:t>
       </w:r>
     </w:p>
     <w:p>
@@ -1005,7 +1290,7 @@
           <w:b w:val="0"/>
           <w:sz w:val="28"/>
         </w:rPr>
-        <w:t>Правовая культура граждан и должностных лиц определяет эффективность правового регулирования. Образование, просвещение и доступность правовой информации способствуют укреплению законности.</w:t>
+        <w:t>Правовая культура граждан определяет эффективность правового регулирования.</w:t>
       </w:r>
     </w:p>
     <w:p>
@@ -1020,7 +1305,292 @@
           <w:b w:val="0"/>
           <w:sz w:val="28"/>
         </w:rPr>
-        <w:t>Конституционные принципы служат фундаментом для всей системы права. Их соблюдение обеспечивает легитимность государственной власти и защиту прав человека.</w:t>
+        <w:t>Конституционные принципы служат фундаментом для всей системы права.</w:t>
+      </w:r>
+    </w:p>
+    <w:p>
+      <w:pPr>
+        <w:spacing w:lineRule="auto" w:line="360" w:after="0"/>
+        <w:ind w:firstLine="709"/>
+        <w:jc w:val="both"/>
+      </w:pPr>
+      <w:r>
+        <w:rPr>
+          <w:rFonts w:ascii="Times New Roman" w:hAnsi="Times New Roman" w:eastAsia="Times New Roman"/>
+          <w:b w:val="0"/>
+          <w:sz w:val="28"/>
+        </w:rPr>
+        <w:t>Правовая культура граждан определяет эффективность правового регулирования.</w:t>
+      </w:r>
+    </w:p>
+    <w:p>
+      <w:pPr>
+        <w:spacing w:lineRule="auto" w:line="360" w:after="0"/>
+        <w:ind w:firstLine="709"/>
+        <w:jc w:val="both"/>
+      </w:pPr>
+      <w:r>
+        <w:rPr>
+          <w:rFonts w:ascii="Times New Roman" w:hAnsi="Times New Roman" w:eastAsia="Times New Roman"/>
+          <w:b w:val="0"/>
+          <w:sz w:val="28"/>
+        </w:rPr>
+        <w:t>Конституционные принципы служат фундаментом для всей системы права.</w:t>
+      </w:r>
+    </w:p>
+    <w:p>
+      <w:pPr>
+        <w:spacing w:lineRule="auto" w:line="360" w:after="0"/>
+        <w:ind w:firstLine="709"/>
+        <w:jc w:val="both"/>
+      </w:pPr>
+      <w:r>
+        <w:rPr>
+          <w:rFonts w:ascii="Times New Roman" w:hAnsi="Times New Roman" w:eastAsia="Times New Roman"/>
+          <w:b w:val="0"/>
+          <w:sz w:val="28"/>
+        </w:rPr>
+        <w:t>Правовая культура граждан определяет эффективность правового регулирования.</w:t>
+      </w:r>
+    </w:p>
+    <w:p>
+      <w:pPr>
+        <w:spacing w:lineRule="auto" w:line="360" w:after="0"/>
+        <w:ind w:firstLine="709"/>
+        <w:jc w:val="both"/>
+      </w:pPr>
+      <w:r>
+        <w:rPr>
+          <w:rFonts w:ascii="Times New Roman" w:hAnsi="Times New Roman" w:eastAsia="Times New Roman"/>
+          <w:b w:val="0"/>
+          <w:sz w:val="28"/>
+        </w:rPr>
+        <w:t>Конституционные принципы служат фундаментом для всей системы права.</w:t>
+      </w:r>
+    </w:p>
+    <w:p>
+      <w:pPr>
+        <w:spacing w:lineRule="auto" w:line="360" w:after="0"/>
+        <w:ind w:firstLine="709"/>
+        <w:jc w:val="both"/>
+      </w:pPr>
+      <w:r>
+        <w:rPr>
+          <w:rFonts w:ascii="Times New Roman" w:hAnsi="Times New Roman" w:eastAsia="Times New Roman"/>
+          <w:b w:val="0"/>
+          <w:sz w:val="28"/>
+        </w:rPr>
+        <w:t>Правовая культура граждан определяет эффективность правового регулирования.</w:t>
+      </w:r>
+    </w:p>
+    <w:p>
+      <w:pPr>
+        <w:spacing w:lineRule="auto" w:line="360" w:after="0"/>
+        <w:ind w:firstLine="709"/>
+        <w:jc w:val="both"/>
+      </w:pPr>
+      <w:r>
+        <w:rPr>
+          <w:rFonts w:ascii="Times New Roman" w:hAnsi="Times New Roman" w:eastAsia="Times New Roman"/>
+          <w:b w:val="0"/>
+          <w:sz w:val="28"/>
+        </w:rPr>
+        <w:t>Конституционные принципы служат фундаментом для всей системы права.</w:t>
+      </w:r>
+    </w:p>
+    <w:p>
+      <w:pPr>
+        <w:spacing w:lineRule="auto" w:line="360" w:after="0"/>
+        <w:ind w:firstLine="709"/>
+        <w:jc w:val="both"/>
+      </w:pPr>
+      <w:r>
+        <w:rPr>
+          <w:rFonts w:ascii="Times New Roman" w:hAnsi="Times New Roman" w:eastAsia="Times New Roman"/>
+          <w:b w:val="0"/>
+          <w:sz w:val="28"/>
+        </w:rPr>
+        <w:t>Правовая культура граждан определяет эффективность правового регулирования.</w:t>
+      </w:r>
+    </w:p>
+    <w:p>
+      <w:pPr>
+        <w:spacing w:lineRule="auto" w:line="360" w:after="0"/>
+        <w:ind w:firstLine="709"/>
+        <w:jc w:val="both"/>
+      </w:pPr>
+      <w:r>
+        <w:rPr>
+          <w:rFonts w:ascii="Times New Roman" w:hAnsi="Times New Roman" w:eastAsia="Times New Roman"/>
+          <w:b w:val="0"/>
+          <w:sz w:val="28"/>
+        </w:rPr>
+        <w:t>Конституционные принципы служат фундаментом для всей системы права.</w:t>
+      </w:r>
+    </w:p>
+    <w:p>
+      <w:pPr>
+        <w:spacing w:lineRule="auto" w:line="360" w:after="0"/>
+        <w:ind w:firstLine="709"/>
+        <w:jc w:val="both"/>
+      </w:pPr>
+      <w:r>
+        <w:rPr>
+          <w:rFonts w:ascii="Times New Roman" w:hAnsi="Times New Roman" w:eastAsia="Times New Roman"/>
+          <w:b w:val="0"/>
+          <w:sz w:val="28"/>
+        </w:rPr>
+        <w:t>Правовая культура граждан определяет эффективность правового регулирования.</w:t>
+      </w:r>
+    </w:p>
+    <w:p>
+      <w:pPr>
+        <w:spacing w:lineRule="auto" w:line="360" w:after="0"/>
+        <w:ind w:firstLine="709"/>
+        <w:jc w:val="both"/>
+      </w:pPr>
+      <w:r>
+        <w:rPr>
+          <w:rFonts w:ascii="Times New Roman" w:hAnsi="Times New Roman" w:eastAsia="Times New Roman"/>
+          <w:b w:val="0"/>
+          <w:sz w:val="28"/>
+        </w:rPr>
+        <w:t>Конституционные принципы служат фундаментом для всей системы права.</w:t>
+      </w:r>
+    </w:p>
+    <w:p>
+      <w:pPr>
+        <w:spacing w:lineRule="auto" w:line="360" w:after="0"/>
+        <w:ind w:firstLine="709"/>
+        <w:jc w:val="both"/>
+      </w:pPr>
+      <w:r>
+        <w:rPr>
+          <w:rFonts w:ascii="Times New Roman" w:hAnsi="Times New Roman" w:eastAsia="Times New Roman"/>
+          <w:b w:val="0"/>
+          <w:sz w:val="28"/>
+        </w:rPr>
+        <w:t>Правовая культура граждан определяет эффективность правового регулирования.</w:t>
+      </w:r>
+    </w:p>
+    <w:p>
+      <w:pPr>
+        <w:spacing w:lineRule="auto" w:line="360" w:after="0"/>
+        <w:ind w:firstLine="709"/>
+        <w:jc w:val="both"/>
+      </w:pPr>
+      <w:r>
+        <w:rPr>
+          <w:rFonts w:ascii="Times New Roman" w:hAnsi="Times New Roman" w:eastAsia="Times New Roman"/>
+          <w:b w:val="0"/>
+          <w:sz w:val="28"/>
+        </w:rPr>
+        <w:t>Конституционные принципы служат фундаментом для всей системы права.</w:t>
+      </w:r>
+    </w:p>
+    <w:p>
+      <w:pPr>
+        <w:spacing w:lineRule="auto" w:line="360" w:after="0"/>
+        <w:ind w:firstLine="709"/>
+        <w:jc w:val="both"/>
+      </w:pPr>
+      <w:r>
+        <w:rPr>
+          <w:rFonts w:ascii="Times New Roman" w:hAnsi="Times New Roman" w:eastAsia="Times New Roman"/>
+          <w:b w:val="0"/>
+          <w:sz w:val="28"/>
+        </w:rPr>
+        <w:t>Правовая культура граждан определяет эффективность правового регулирования.</w:t>
+      </w:r>
+    </w:p>
+    <w:p>
+      <w:pPr>
+        <w:spacing w:lineRule="auto" w:line="360" w:after="0"/>
+        <w:ind w:firstLine="709"/>
+        <w:jc w:val="both"/>
+      </w:pPr>
+      <w:r>
+        <w:rPr>
+          <w:rFonts w:ascii="Times New Roman" w:hAnsi="Times New Roman" w:eastAsia="Times New Roman"/>
+          <w:b w:val="0"/>
+          <w:sz w:val="28"/>
+        </w:rPr>
+        <w:t>Конституционные принципы служат фундаментом для всей системы права.</w:t>
+      </w:r>
+    </w:p>
+    <w:p>
+      <w:pPr>
+        <w:spacing w:lineRule="auto" w:line="360" w:after="0"/>
+        <w:ind w:firstLine="709"/>
+        <w:jc w:val="both"/>
+      </w:pPr>
+      <w:r>
+        <w:rPr>
+          <w:rFonts w:ascii="Times New Roman" w:hAnsi="Times New Roman" w:eastAsia="Times New Roman"/>
+          <w:b w:val="0"/>
+          <w:sz w:val="28"/>
+        </w:rPr>
+        <w:t>Правовая культура граждан определяет эффективность правового регулирования.</w:t>
+      </w:r>
+    </w:p>
+    <w:p>
+      <w:pPr>
+        <w:spacing w:lineRule="auto" w:line="360" w:after="0"/>
+        <w:ind w:firstLine="709"/>
+        <w:jc w:val="both"/>
+      </w:pPr>
+      <w:r>
+        <w:rPr>
+          <w:rFonts w:ascii="Times New Roman" w:hAnsi="Times New Roman" w:eastAsia="Times New Roman"/>
+          <w:b w:val="0"/>
+          <w:sz w:val="28"/>
+        </w:rPr>
+        <w:t>Конституционные принципы служат фундаментом для всей системы права.</w:t>
+      </w:r>
+    </w:p>
+    <w:p>
+      <w:pPr>
+        <w:spacing w:lineRule="auto" w:line="360" w:after="0"/>
+        <w:ind w:firstLine="709"/>
+        <w:jc w:val="both"/>
+      </w:pPr>
+      <w:r>
+        <w:rPr>
+          <w:rFonts w:ascii="Times New Roman" w:hAnsi="Times New Roman" w:eastAsia="Times New Roman"/>
+          <w:b w:val="0"/>
+          <w:sz w:val="28"/>
+        </w:rPr>
+        <w:t>Правовая культура граждан определяет эффективность правового регулирования.</w:t>
+      </w:r>
+    </w:p>
+    <w:p>
+      <w:pPr>
+        <w:spacing w:lineRule="auto" w:line="360" w:after="0"/>
+        <w:ind w:firstLine="709"/>
+        <w:jc w:val="both"/>
+      </w:pPr>
+      <w:r>
+        <w:rPr>
+          <w:rFonts w:ascii="Times New Roman" w:hAnsi="Times New Roman" w:eastAsia="Times New Roman"/>
+          <w:b w:val="0"/>
+          <w:sz w:val="28"/>
+        </w:rPr>
+        <w:t>Конституционные принципы служат фундаментом для всей системы права.</w:t>
+      </w:r>
+    </w:p>
+    <w:p>
+      <w:pPr>
+        <w:spacing w:lineRule="auto" w:line="360" w:after="0"/>
+        <w:ind w:firstLine="709"/>
+        <w:jc w:val="both"/>
+      </w:pPr>
+      <w:r>
+        <w:rPr>
+          <w:rFonts w:ascii="Times New Roman" w:hAnsi="Times New Roman" w:eastAsia="Times New Roman"/>
+          <w:b w:val="0"/>
+          <w:sz w:val="28"/>
+        </w:rPr>
+        <w:t>Правовая культура граждан определяет эффективность правового регулирования.</w:t>
       </w:r>
     </w:p>
     <w:p>
@@ -1095,7 +1665,7 @@
           <w:b w:val="0"/>
           <w:sz w:val="28"/>
         </w:rPr>
-        <w:t>Правоприменительная практика играет важную роль в конкретизации правовых норм. Судебные решения, разъяснения высших судов и правоприменительные акты влияют на толкование закона.</w:t>
+        <w:t>Правоприменительная практика играет важную роль в конкретизации правовых норм.</w:t>
       </w:r>
     </w:p>
     <w:p>
@@ -1110,7 +1680,7 @@
           <w:b w:val="0"/>
           <w:sz w:val="28"/>
         </w:rPr>
-        <w:t>Правовое регулирование общественных отношений требует постоянного совершенствования законодательства с учётом изменений в обществе, экономике и международных отношениях.</w:t>
+        <w:t>Правовое регулирование общественных отношений требует постоянного совершенствования законодательства.</w:t>
       </w:r>
     </w:p>
     <w:p>
@@ -1125,7 +1695,7 @@
           <w:b w:val="0"/>
           <w:sz w:val="28"/>
         </w:rPr>
-        <w:t>Правоприменительная практика играет важную роль в конкретизации правовых норм. Судебные решения, разъяснения высших судов и правоприменительные акты влияют на толкование закона.</w:t>
+        <w:t>Правоприменительная практика играет важную роль в конкретизации правовых норм.</w:t>
       </w:r>
     </w:p>
     <w:p>
@@ -1140,7 +1710,7 @@
           <w:b w:val="0"/>
           <w:sz w:val="28"/>
         </w:rPr>
-        <w:t>Правовое регулирование общественных отношений требует постоянного совершенствования законодательства с учётом изменений в обществе, экономике и международных отношениях.</w:t>
+        <w:t>Правовое регулирование общественных отношений требует постоянного совершенствования законодательства.</w:t>
       </w:r>
     </w:p>
     <w:p>
@@ -1155,7 +1725,7 @@
           <w:b w:val="0"/>
           <w:sz w:val="28"/>
         </w:rPr>
-        <w:t>Правоприменительная практика играет важную роль в конкретизации правовых норм. Судебные решения, разъяснения высших судов и правоприменительные акты влияют на толкование закона.</w:t>
+        <w:t>Правоприменительная практика играет важную роль в конкретизации правовых норм.</w:t>
       </w:r>
     </w:p>
     <w:p>
@@ -1170,7 +1740,7 @@
           <w:b w:val="0"/>
           <w:sz w:val="28"/>
         </w:rPr>
-        <w:t>Правовое регулирование общественных отношений требует постоянного совершенствования законодательства с учётом изменений в обществе, экономике и международных отношениях.</w:t>
+        <w:t>Правовое регулирование общественных отношений требует постоянного совершенствования законодательства.</w:t>
       </w:r>
     </w:p>
     <w:p>
@@ -1185,7 +1755,7 @@
           <w:b w:val="0"/>
           <w:sz w:val="28"/>
         </w:rPr>
-        <w:t>Правоприменительная практика играет важную роль в конкретизации правовых норм. Судебные решения, разъяснения высших судов и правоприменительные акты влияют на толкование закона.</w:t>
+        <w:t>Правоприменительная практика играет важную роль в конкретизации правовых норм.</w:t>
       </w:r>
     </w:p>
     <w:p>
@@ -1200,7 +1770,7 @@
           <w:b w:val="0"/>
           <w:sz w:val="28"/>
         </w:rPr>
-        <w:t>Правовое регулирование общественных отношений требует постоянного совершенствования законодательства с учётом изменений в обществе, экономике и международных отношениях.</w:t>
+        <w:t>Правовое регулирование общественных отношений требует постоянного совершенствования законодательства.</w:t>
       </w:r>
     </w:p>
     <w:p>
@@ -1215,7 +1785,7 @@
           <w:b w:val="0"/>
           <w:sz w:val="28"/>
         </w:rPr>
-        <w:t>Правоприменительная практика играет важную роль в конкретизации правовых норм. Судебные решения, разъяснения высших судов и правоприменительные акты влияют на толкование закона.</w:t>
+        <w:t>Правоприменительная практика играет важную роль в конкретизации правовых норм.</w:t>
       </w:r>
     </w:p>
     <w:p>
@@ -1230,7 +1800,7 @@
           <w:b w:val="0"/>
           <w:sz w:val="28"/>
         </w:rPr>
-        <w:t>Правовое регулирование общественных отношений требует постоянного совершенствования законодательства с учётом изменений в обществе, экономике и международных отношениях.</w:t>
+        <w:t>Правовое регулирование общественных отношений требует постоянного совершенствования законодательства.</w:t>
       </w:r>
     </w:p>
     <w:p>
@@ -1245,7 +1815,7 @@
           <w:b w:val="0"/>
           <w:sz w:val="28"/>
         </w:rPr>
-        <w:t>Правоприменительная практика играет важную роль в конкретизации правовых норм. Судебные решения, разъяснения высших судов и правоприменительные акты влияют на толкование закона.</w:t>
+        <w:t>Правоприменительная практика играет важную роль в конкретизации правовых норм.</w:t>
       </w:r>
     </w:p>
     <w:p>
@@ -1260,7 +1830,7 @@
           <w:b w:val="0"/>
           <w:sz w:val="28"/>
         </w:rPr>
-        <w:t>Правовое регулирование общественных отношений требует постоянного совершенствования законодательства с учётом изменений в обществе, экономике и международных отношениях.</w:t>
+        <w:t>Правовое регулирование общественных отношений требует постоянного совершенствования законодательства.</w:t>
       </w:r>
     </w:p>
     <w:p>
@@ -1275,7 +1845,7 @@
           <w:b w:val="0"/>
           <w:sz w:val="28"/>
         </w:rPr>
-        <w:t>Правоприменительная практика играет важную роль в конкретизации правовых норм. Судебные решения, разъяснения высших судов и правоприменительные акты влияют на толкование закона.</w:t>
+        <w:t>Правоприменительная практика играет важную роль в конкретизации правовых норм.</w:t>
       </w:r>
     </w:p>
     <w:p>
@@ -1290,7 +1860,7 @@
           <w:b w:val="0"/>
           <w:sz w:val="28"/>
         </w:rPr>
-        <w:t>Правовое регулирование общественных отношений требует постоянного совершенствования законодательства с учётом изменений в обществе, экономике и международных отношениях.</w:t>
+        <w:t>Правовое регулирование общественных отношений требует постоянного совершенствования законодательства.</w:t>
       </w:r>
     </w:p>
     <w:p>
@@ -1305,7 +1875,7 @@
           <w:b w:val="0"/>
           <w:sz w:val="28"/>
         </w:rPr>
-        <w:t>Правоприменительная практика играет важную роль в конкретизации правовых норм. Судебные решения, разъяснения высших судов и правоприменительные акты влияют на толкование закона.</w:t>
+        <w:t>Правоприменительная практика играет важную роль в конкретизации правовых норм.</w:t>
       </w:r>
     </w:p>
     <w:p>
@@ -1320,7 +1890,7 @@
           <w:b w:val="0"/>
           <w:sz w:val="28"/>
         </w:rPr>
-        <w:t>Правовое регулирование общественных отношений требует постоянного совершенствования законодательства с учётом изменений в обществе, экономике и международных отношениях.</w:t>
+        <w:t>Правовое регулирование общественных отношений требует постоянного совершенствования законодательства.</w:t>
       </w:r>
     </w:p>
     <w:p>
@@ -1335,7 +1905,292 @@
           <w:b w:val="0"/>
           <w:sz w:val="28"/>
         </w:rPr>
-        <w:t>Правоприменительная практика играет важную роль в конкретизации правовых норм. Судебные решения, разъяснения высших судов и правоприменительные акты влияют на толкование закона.</w:t>
+        <w:t>Правоприменительная практика играет важную роль в конкретизации правовых норм.</w:t>
+      </w:r>
+    </w:p>
+    <w:p>
+      <w:pPr>
+        <w:spacing w:lineRule="auto" w:line="360" w:after="0"/>
+        <w:ind w:firstLine="709"/>
+        <w:jc w:val="both"/>
+      </w:pPr>
+      <w:r>
+        <w:rPr>
+          <w:rFonts w:ascii="Times New Roman" w:hAnsi="Times New Roman" w:eastAsia="Times New Roman"/>
+          <w:b w:val="0"/>
+          <w:sz w:val="28"/>
+        </w:rPr>
+        <w:t>Правовое регулирование общественных отношений требует постоянного совершенствования законодательства.</w:t>
+      </w:r>
+    </w:p>
+    <w:p>
+      <w:pPr>
+        <w:spacing w:lineRule="auto" w:line="360" w:after="0"/>
+        <w:ind w:firstLine="709"/>
+        <w:jc w:val="both"/>
+      </w:pPr>
+      <w:r>
+        <w:rPr>
+          <w:rFonts w:ascii="Times New Roman" w:hAnsi="Times New Roman" w:eastAsia="Times New Roman"/>
+          <w:b w:val="0"/>
+          <w:sz w:val="28"/>
+        </w:rPr>
+        <w:t>Правоприменительная практика играет важную роль в конкретизации правовых норм.</w:t>
+      </w:r>
+    </w:p>
+    <w:p>
+      <w:pPr>
+        <w:spacing w:lineRule="auto" w:line="360" w:after="0"/>
+        <w:ind w:firstLine="709"/>
+        <w:jc w:val="both"/>
+      </w:pPr>
+      <w:r>
+        <w:rPr>
+          <w:rFonts w:ascii="Times New Roman" w:hAnsi="Times New Roman" w:eastAsia="Times New Roman"/>
+          <w:b w:val="0"/>
+          <w:sz w:val="28"/>
+        </w:rPr>
+        <w:t>Правовое регулирование общественных отношений требует постоянного совершенствования законодательства.</w:t>
+      </w:r>
+    </w:p>
+    <w:p>
+      <w:pPr>
+        <w:spacing w:lineRule="auto" w:line="360" w:after="0"/>
+        <w:ind w:firstLine="709"/>
+        <w:jc w:val="both"/>
+      </w:pPr>
+      <w:r>
+        <w:rPr>
+          <w:rFonts w:ascii="Times New Roman" w:hAnsi="Times New Roman" w:eastAsia="Times New Roman"/>
+          <w:b w:val="0"/>
+          <w:sz w:val="28"/>
+        </w:rPr>
+        <w:t>Правоприменительная практика играет важную роль в конкретизации правовых норм.</w:t>
+      </w:r>
+    </w:p>
+    <w:p>
+      <w:pPr>
+        <w:spacing w:lineRule="auto" w:line="360" w:after="0"/>
+        <w:ind w:firstLine="709"/>
+        <w:jc w:val="both"/>
+      </w:pPr>
+      <w:r>
+        <w:rPr>
+          <w:rFonts w:ascii="Times New Roman" w:hAnsi="Times New Roman" w:eastAsia="Times New Roman"/>
+          <w:b w:val="0"/>
+          <w:sz w:val="28"/>
+        </w:rPr>
+        <w:t>Правовое регулирование общественных отношений требует постоянного совершенствования законодательства.</w:t>
+      </w:r>
+    </w:p>
+    <w:p>
+      <w:pPr>
+        <w:spacing w:lineRule="auto" w:line="360" w:after="0"/>
+        <w:ind w:firstLine="709"/>
+        <w:jc w:val="both"/>
+      </w:pPr>
+      <w:r>
+        <w:rPr>
+          <w:rFonts w:ascii="Times New Roman" w:hAnsi="Times New Roman" w:eastAsia="Times New Roman"/>
+          <w:b w:val="0"/>
+          <w:sz w:val="28"/>
+        </w:rPr>
+        <w:t>Правоприменительная практика играет важную роль в конкретизации правовых норм.</w:t>
+      </w:r>
+    </w:p>
+    <w:p>
+      <w:pPr>
+        <w:spacing w:lineRule="auto" w:line="360" w:after="0"/>
+        <w:ind w:firstLine="709"/>
+        <w:jc w:val="both"/>
+      </w:pPr>
+      <w:r>
+        <w:rPr>
+          <w:rFonts w:ascii="Times New Roman" w:hAnsi="Times New Roman" w:eastAsia="Times New Roman"/>
+          <w:b w:val="0"/>
+          <w:sz w:val="28"/>
+        </w:rPr>
+        <w:t>Правовое регулирование общественных отношений требует постоянного совершенствования законодательства.</w:t>
+      </w:r>
+    </w:p>
+    <w:p>
+      <w:pPr>
+        <w:spacing w:lineRule="auto" w:line="360" w:after="0"/>
+        <w:ind w:firstLine="709"/>
+        <w:jc w:val="both"/>
+      </w:pPr>
+      <w:r>
+        <w:rPr>
+          <w:rFonts w:ascii="Times New Roman" w:hAnsi="Times New Roman" w:eastAsia="Times New Roman"/>
+          <w:b w:val="0"/>
+          <w:sz w:val="28"/>
+        </w:rPr>
+        <w:t>Правоприменительная практика играет важную роль в конкретизации правовых норм.</w:t>
+      </w:r>
+    </w:p>
+    <w:p>
+      <w:pPr>
+        <w:spacing w:lineRule="auto" w:line="360" w:after="0"/>
+        <w:ind w:firstLine="709"/>
+        <w:jc w:val="both"/>
+      </w:pPr>
+      <w:r>
+        <w:rPr>
+          <w:rFonts w:ascii="Times New Roman" w:hAnsi="Times New Roman" w:eastAsia="Times New Roman"/>
+          <w:b w:val="0"/>
+          <w:sz w:val="28"/>
+        </w:rPr>
+        <w:t>Правовое регулирование общественных отношений требует постоянного совершенствования законодательства.</w:t>
+      </w:r>
+    </w:p>
+    <w:p>
+      <w:pPr>
+        <w:spacing w:lineRule="auto" w:line="360" w:after="0"/>
+        <w:ind w:firstLine="709"/>
+        <w:jc w:val="both"/>
+      </w:pPr>
+      <w:r>
+        <w:rPr>
+          <w:rFonts w:ascii="Times New Roman" w:hAnsi="Times New Roman" w:eastAsia="Times New Roman"/>
+          <w:b w:val="0"/>
+          <w:sz w:val="28"/>
+        </w:rPr>
+        <w:t>Правоприменительная практика играет важную роль в конкретизации правовых норм.</w:t>
+      </w:r>
+    </w:p>
+    <w:p>
+      <w:pPr>
+        <w:spacing w:lineRule="auto" w:line="360" w:after="0"/>
+        <w:ind w:firstLine="709"/>
+        <w:jc w:val="both"/>
+      </w:pPr>
+      <w:r>
+        <w:rPr>
+          <w:rFonts w:ascii="Times New Roman" w:hAnsi="Times New Roman" w:eastAsia="Times New Roman"/>
+          <w:b w:val="0"/>
+          <w:sz w:val="28"/>
+        </w:rPr>
+        <w:t>Правовое регулирование общественных отношений требует постоянного совершенствования законодательства.</w:t>
+      </w:r>
+    </w:p>
+    <w:p>
+      <w:pPr>
+        <w:spacing w:lineRule="auto" w:line="360" w:after="0"/>
+        <w:ind w:firstLine="709"/>
+        <w:jc w:val="both"/>
+      </w:pPr>
+      <w:r>
+        <w:rPr>
+          <w:rFonts w:ascii="Times New Roman" w:hAnsi="Times New Roman" w:eastAsia="Times New Roman"/>
+          <w:b w:val="0"/>
+          <w:sz w:val="28"/>
+        </w:rPr>
+        <w:t>Правоприменительная практика играет важную роль в конкретизации правовых норм.</w:t>
+      </w:r>
+    </w:p>
+    <w:p>
+      <w:pPr>
+        <w:spacing w:lineRule="auto" w:line="360" w:after="0"/>
+        <w:ind w:firstLine="709"/>
+        <w:jc w:val="both"/>
+      </w:pPr>
+      <w:r>
+        <w:rPr>
+          <w:rFonts w:ascii="Times New Roman" w:hAnsi="Times New Roman" w:eastAsia="Times New Roman"/>
+          <w:b w:val="0"/>
+          <w:sz w:val="28"/>
+        </w:rPr>
+        <w:t>Правовое регулирование общественных отношений требует постоянного совершенствования законодательства.</w:t>
+      </w:r>
+    </w:p>
+    <w:p>
+      <w:pPr>
+        <w:spacing w:lineRule="auto" w:line="360" w:after="0"/>
+        <w:ind w:firstLine="709"/>
+        <w:jc w:val="both"/>
+      </w:pPr>
+      <w:r>
+        <w:rPr>
+          <w:rFonts w:ascii="Times New Roman" w:hAnsi="Times New Roman" w:eastAsia="Times New Roman"/>
+          <w:b w:val="0"/>
+          <w:sz w:val="28"/>
+        </w:rPr>
+        <w:t>Правоприменительная практика играет важную роль в конкретизации правовых норм.</w:t>
+      </w:r>
+    </w:p>
+    <w:p>
+      <w:pPr>
+        <w:spacing w:lineRule="auto" w:line="360" w:after="0"/>
+        <w:ind w:firstLine="709"/>
+        <w:jc w:val="both"/>
+      </w:pPr>
+      <w:r>
+        <w:rPr>
+          <w:rFonts w:ascii="Times New Roman" w:hAnsi="Times New Roman" w:eastAsia="Times New Roman"/>
+          <w:b w:val="0"/>
+          <w:sz w:val="28"/>
+        </w:rPr>
+        <w:t>Правовое регулирование общественных отношений требует постоянного совершенствования законодательства.</w:t>
+      </w:r>
+    </w:p>
+    <w:p>
+      <w:pPr>
+        <w:spacing w:lineRule="auto" w:line="360" w:after="0"/>
+        <w:ind w:firstLine="709"/>
+        <w:jc w:val="both"/>
+      </w:pPr>
+      <w:r>
+        <w:rPr>
+          <w:rFonts w:ascii="Times New Roman" w:hAnsi="Times New Roman" w:eastAsia="Times New Roman"/>
+          <w:b w:val="0"/>
+          <w:sz w:val="28"/>
+        </w:rPr>
+        <w:t>Правоприменительная практика играет важную роль в конкретизации правовых норм.</w:t>
+      </w:r>
+    </w:p>
+    <w:p>
+      <w:pPr>
+        <w:spacing w:lineRule="auto" w:line="360" w:after="0"/>
+        <w:ind w:firstLine="709"/>
+        <w:jc w:val="both"/>
+      </w:pPr>
+      <w:r>
+        <w:rPr>
+          <w:rFonts w:ascii="Times New Roman" w:hAnsi="Times New Roman" w:eastAsia="Times New Roman"/>
+          <w:b w:val="0"/>
+          <w:sz w:val="28"/>
+        </w:rPr>
+        <w:t>Правовое регулирование общественных отношений требует постоянного совершенствования законодательства.</w:t>
+      </w:r>
+    </w:p>
+    <w:p>
+      <w:pPr>
+        <w:spacing w:lineRule="auto" w:line="360" w:after="0"/>
+        <w:ind w:firstLine="709"/>
+        <w:jc w:val="both"/>
+      </w:pPr>
+      <w:r>
+        <w:rPr>
+          <w:rFonts w:ascii="Times New Roman" w:hAnsi="Times New Roman" w:eastAsia="Times New Roman"/>
+          <w:b w:val="0"/>
+          <w:sz w:val="28"/>
+        </w:rPr>
+        <w:t>Правоприменительная практика играет важную роль в конкретизации правовых норм.</w:t>
+      </w:r>
+    </w:p>
+    <w:p>
+      <w:pPr>
+        <w:spacing w:lineRule="auto" w:line="360" w:after="0"/>
+        <w:ind w:firstLine="709"/>
+        <w:jc w:val="both"/>
+      </w:pPr>
+      <w:r>
+        <w:rPr>
+          <w:rFonts w:ascii="Times New Roman" w:hAnsi="Times New Roman" w:eastAsia="Times New Roman"/>
+          <w:b w:val="0"/>
+          <w:sz w:val="28"/>
+        </w:rPr>
+        <w:t>Правовое регулирование общественных отношений требует постоянного совершенствования законодательства.</w:t>
       </w:r>
     </w:p>
     <w:p>
@@ -1395,7 +2250,7 @@
           <w:b w:val="0"/>
           <w:sz w:val="28"/>
         </w:rPr>
-        <w:t>Правовая культура граждан и должностных лиц определяет эффективность правового регулирования. Образование, просвещение и доступность правовой информации способствуют укреплению законности.</w:t>
+        <w:t>Правовая культура граждан определяет эффективность правового регулирования.</w:t>
       </w:r>
     </w:p>
     <w:p>
@@ -1410,7 +2265,7 @@
           <w:b w:val="0"/>
           <w:sz w:val="28"/>
         </w:rPr>
-        <w:t>Конституционные принципы служат фундаментом для всей системы права. Их соблюдение обеспечивает легитимность государственной власти и защиту прав человека.</w:t>
+        <w:t>Конституционные принципы служат фундаментом для всей системы права.</w:t>
       </w:r>
     </w:p>
     <w:p>
@@ -1425,7 +2280,7 @@
           <w:b w:val="0"/>
           <w:sz w:val="28"/>
         </w:rPr>
-        <w:t>Правовая культура граждан и должностных лиц определяет эффективность правового регулирования. Образование, просвещение и доступность правовой информации способствуют укреплению законности.</w:t>
+        <w:t>Правовая культура граждан определяет эффективность правового регулирования.</w:t>
       </w:r>
     </w:p>
     <w:p>
@@ -1440,7 +2295,7 @@
           <w:b w:val="0"/>
           <w:sz w:val="28"/>
         </w:rPr>
-        <w:t>Конституционные принципы служат фундаментом для всей системы права. Их соблюдение обеспечивает легитимность государственной власти и защиту прав человека.</w:t>
+        <w:t>Конституционные принципы служат фундаментом для всей системы права.</w:t>
       </w:r>
     </w:p>
     <w:p>
@@ -1455,7 +2310,7 @@
           <w:b w:val="0"/>
           <w:sz w:val="28"/>
         </w:rPr>
-        <w:t>Правовая культура граждан и должностных лиц определяет эффективность правового регулирования. Образование, просвещение и доступность правовой информации способствуют укреплению законности.</w:t>
+        <w:t>Правовая культура граждан определяет эффективность правового регулирования.</w:t>
       </w:r>
     </w:p>
     <w:p>
@@ -1470,7 +2325,7 @@
           <w:b w:val="0"/>
           <w:sz w:val="28"/>
         </w:rPr>
-        <w:t>Конституционные принципы служат фундаментом для всей системы права. Их соблюдение обеспечивает легитимность государственной власти и защиту прав человека.</w:t>
+        <w:t>Конституционные принципы служат фундаментом для всей системы права.</w:t>
       </w:r>
     </w:p>
     <w:p>
@@ -1485,7 +2340,7 @@
           <w:b w:val="0"/>
           <w:sz w:val="28"/>
         </w:rPr>
-        <w:t>Правовая культура граждан и должностных лиц определяет эффективность правового регулирования. Образование, просвещение и доступность правовой информации способствуют укреплению законности.</w:t>
+        <w:t>Правовая культура граждан определяет эффективность правового регулирования.</w:t>
       </w:r>
     </w:p>
     <w:p>
@@ -1500,7 +2355,7 @@
           <w:b w:val="0"/>
           <w:sz w:val="28"/>
         </w:rPr>
-        <w:t>Конституционные принципы служат фундаментом для всей системы права. Их соблюдение обеспечивает легитимность государственной власти и защиту прав человека.</w:t>
+        <w:t>Конституционные принципы служат фундаментом для всей системы права.</w:t>
       </w:r>
     </w:p>
     <w:p>
@@ -1515,7 +2370,7 @@
           <w:b w:val="0"/>
           <w:sz w:val="28"/>
         </w:rPr>
-        <w:t>Правовая культура граждан и должностных лиц определяет эффективность правового регулирования. Образование, просвещение и доступность правовой информации способствуют укреплению законности.</w:t>
+        <w:t>Правовая культура граждан определяет эффективность правового регулирования.</w:t>
       </w:r>
     </w:p>
     <w:p>
@@ -1530,7 +2385,7 @@
           <w:b w:val="0"/>
           <w:sz w:val="28"/>
         </w:rPr>
-        <w:t>Конституционные принципы служат фундаментом для всей системы права. Их соблюдение обеспечивает легитимность государственной власти и защиту прав человека.</w:t>
+        <w:t>Конституционные принципы служат фундаментом для всей системы права.</w:t>
       </w:r>
     </w:p>
     <w:p>
@@ -1545,7 +2400,7 @@
           <w:b w:val="0"/>
           <w:sz w:val="28"/>
         </w:rPr>
-        <w:t>Правовая культура граждан и должностных лиц определяет эффективность правового регулирования. Образование, просвещение и доступность правовой информации способствуют укреплению законности.</w:t>
+        <w:t>Правовая культура граждан определяет эффективность правового регулирования.</w:t>
       </w:r>
     </w:p>
     <w:p>
@@ -1560,7 +2415,7 @@
           <w:b w:val="0"/>
           <w:sz w:val="28"/>
         </w:rPr>
-        <w:t>Конституционные принципы служат фундаментом для всей системы права. Их соблюдение обеспечивает легитимность государственной власти и защиту прав человека.</w:t>
+        <w:t>Конституционные принципы служат фундаментом для всей системы права.</w:t>
       </w:r>
     </w:p>
     <w:p>
@@ -1575,7 +2430,7 @@
           <w:b w:val="0"/>
           <w:sz w:val="28"/>
         </w:rPr>
-        <w:t>Правовая культура граждан и должностных лиц определяет эффективность правового регулирования. Образование, просвещение и доступность правовой информации способствуют укреплению законности.</w:t>
+        <w:t>Правовая культура граждан определяет эффективность правового регулирования.</w:t>
       </w:r>
     </w:p>
     <w:p>
@@ -1590,7 +2445,7 @@
           <w:b w:val="0"/>
           <w:sz w:val="28"/>
         </w:rPr>
-        <w:t>Конституционные принципы служат фундаментом для всей системы права. Их соблюдение обеспечивает легитимность государственной власти и защиту прав человека.</w:t>
+        <w:t>Конституционные принципы служат фундаментом для всей системы права.</w:t>
       </w:r>
     </w:p>
     <w:p>
@@ -1605,7 +2460,7 @@
           <w:b w:val="0"/>
           <w:sz w:val="28"/>
         </w:rPr>
-        <w:t>Правовая культура граждан и должностных лиц определяет эффективность правового регулирования. Образование, просвещение и доступность правовой информации способствуют укреплению законности.</w:t>
+        <w:t>Правовая культура граждан определяет эффективность правового регулирования.</w:t>
       </w:r>
     </w:p>
     <w:p>
@@ -1620,7 +2475,7 @@
           <w:b w:val="0"/>
           <w:sz w:val="28"/>
         </w:rPr>
-        <w:t>Конституционные принципы служат фундаментом для всей системы права. Их соблюдение обеспечивает легитимность государственной власти и защиту прав человека.</w:t>
+        <w:t>Конституционные принципы служат фундаментом для всей системы права.</w:t>
       </w:r>
     </w:p>
     <w:p>
@@ -1635,7 +2490,292 @@
           <w:b w:val="0"/>
           <w:sz w:val="28"/>
         </w:rPr>
-        <w:t>Правовая культура граждан и должностных лиц определяет эффективность правового регулирования. Образование, просвещение и доступность правовой информации способствуют укреплению законности.</w:t>
+        <w:t>Правовая культура граждан определяет эффективность правового регулирования.</w:t>
+      </w:r>
+    </w:p>
+    <w:p>
+      <w:pPr>
+        <w:spacing w:lineRule="auto" w:line="360" w:after="0"/>
+        <w:ind w:firstLine="709"/>
+        <w:jc w:val="both"/>
+      </w:pPr>
+      <w:r>
+        <w:rPr>
+          <w:rFonts w:ascii="Times New Roman" w:hAnsi="Times New Roman" w:eastAsia="Times New Roman"/>
+          <w:b w:val="0"/>
+          <w:sz w:val="28"/>
+        </w:rPr>
+        <w:t>Конституционные принципы служат фундаментом для всей системы права.</w:t>
+      </w:r>
+    </w:p>
+    <w:p>
+      <w:pPr>
+        <w:spacing w:lineRule="auto" w:line="360" w:after="0"/>
+        <w:ind w:firstLine="709"/>
+        <w:jc w:val="both"/>
+      </w:pPr>
+      <w:r>
+        <w:rPr>
+          <w:rFonts w:ascii="Times New Roman" w:hAnsi="Times New Roman" w:eastAsia="Times New Roman"/>
+          <w:b w:val="0"/>
+          <w:sz w:val="28"/>
+        </w:rPr>
+        <w:t>Правовая культура граждан определяет эффективность правового регулирования.</w:t>
+      </w:r>
+    </w:p>
+    <w:p>
+      <w:pPr>
+        <w:spacing w:lineRule="auto" w:line="360" w:after="0"/>
+        <w:ind w:firstLine="709"/>
+        <w:jc w:val="both"/>
+      </w:pPr>
+      <w:r>
+        <w:rPr>
+          <w:rFonts w:ascii="Times New Roman" w:hAnsi="Times New Roman" w:eastAsia="Times New Roman"/>
+          <w:b w:val="0"/>
+          <w:sz w:val="28"/>
+        </w:rPr>
+        <w:t>Конституционные принципы служат фундаментом для всей системы права.</w:t>
+      </w:r>
+    </w:p>
+    <w:p>
+      <w:pPr>
+        <w:spacing w:lineRule="auto" w:line="360" w:after="0"/>
+        <w:ind w:firstLine="709"/>
+        <w:jc w:val="both"/>
+      </w:pPr>
+      <w:r>
+        <w:rPr>
+          <w:rFonts w:ascii="Times New Roman" w:hAnsi="Times New Roman" w:eastAsia="Times New Roman"/>
+          <w:b w:val="0"/>
+          <w:sz w:val="28"/>
+        </w:rPr>
+        <w:t>Правовая культура граждан определяет эффективность правового регулирования.</w:t>
+      </w:r>
+    </w:p>
+    <w:p>
+      <w:pPr>
+        <w:spacing w:lineRule="auto" w:line="360" w:after="0"/>
+        <w:ind w:firstLine="709"/>
+        <w:jc w:val="both"/>
+      </w:pPr>
+      <w:r>
+        <w:rPr>
+          <w:rFonts w:ascii="Times New Roman" w:hAnsi="Times New Roman" w:eastAsia="Times New Roman"/>
+          <w:b w:val="0"/>
+          <w:sz w:val="28"/>
+        </w:rPr>
+        <w:t>Конституционные принципы служат фундаментом для всей системы права.</w:t>
+      </w:r>
+    </w:p>
+    <w:p>
+      <w:pPr>
+        <w:spacing w:lineRule="auto" w:line="360" w:after="0"/>
+        <w:ind w:firstLine="709"/>
+        <w:jc w:val="both"/>
+      </w:pPr>
+      <w:r>
+        <w:rPr>
+          <w:rFonts w:ascii="Times New Roman" w:hAnsi="Times New Roman" w:eastAsia="Times New Roman"/>
+          <w:b w:val="0"/>
+          <w:sz w:val="28"/>
+        </w:rPr>
+        <w:t>Правовая культура граждан определяет эффективность правового регулирования.</w:t>
+      </w:r>
+    </w:p>
+    <w:p>
+      <w:pPr>
+        <w:spacing w:lineRule="auto" w:line="360" w:after="0"/>
+        <w:ind w:firstLine="709"/>
+        <w:jc w:val="both"/>
+      </w:pPr>
+      <w:r>
+        <w:rPr>
+          <w:rFonts w:ascii="Times New Roman" w:hAnsi="Times New Roman" w:eastAsia="Times New Roman"/>
+          <w:b w:val="0"/>
+          <w:sz w:val="28"/>
+        </w:rPr>
+        <w:t>Конституционные принципы служат фундаментом для всей системы права.</w:t>
+      </w:r>
+    </w:p>
+    <w:p>
+      <w:pPr>
+        <w:spacing w:lineRule="auto" w:line="360" w:after="0"/>
+        <w:ind w:firstLine="709"/>
+        <w:jc w:val="both"/>
+      </w:pPr>
+      <w:r>
+        <w:rPr>
+          <w:rFonts w:ascii="Times New Roman" w:hAnsi="Times New Roman" w:eastAsia="Times New Roman"/>
+          <w:b w:val="0"/>
+          <w:sz w:val="28"/>
+        </w:rPr>
+        <w:t>Правовая культура граждан определяет эффективность правового регулирования.</w:t>
+      </w:r>
+    </w:p>
+    <w:p>
+      <w:pPr>
+        <w:spacing w:lineRule="auto" w:line="360" w:after="0"/>
+        <w:ind w:firstLine="709"/>
+        <w:jc w:val="both"/>
+      </w:pPr>
+      <w:r>
+        <w:rPr>
+          <w:rFonts w:ascii="Times New Roman" w:hAnsi="Times New Roman" w:eastAsia="Times New Roman"/>
+          <w:b w:val="0"/>
+          <w:sz w:val="28"/>
+        </w:rPr>
+        <w:t>Конституционные принципы служат фундаментом для всей системы права.</w:t>
+      </w:r>
+    </w:p>
+    <w:p>
+      <w:pPr>
+        <w:spacing w:lineRule="auto" w:line="360" w:after="0"/>
+        <w:ind w:firstLine="709"/>
+        <w:jc w:val="both"/>
+      </w:pPr>
+      <w:r>
+        <w:rPr>
+          <w:rFonts w:ascii="Times New Roman" w:hAnsi="Times New Roman" w:eastAsia="Times New Roman"/>
+          <w:b w:val="0"/>
+          <w:sz w:val="28"/>
+        </w:rPr>
+        <w:t>Правовая культура граждан определяет эффективность правового регулирования.</w:t>
+      </w:r>
+    </w:p>
+    <w:p>
+      <w:pPr>
+        <w:spacing w:lineRule="auto" w:line="360" w:after="0"/>
+        <w:ind w:firstLine="709"/>
+        <w:jc w:val="both"/>
+      </w:pPr>
+      <w:r>
+        <w:rPr>
+          <w:rFonts w:ascii="Times New Roman" w:hAnsi="Times New Roman" w:eastAsia="Times New Roman"/>
+          <w:b w:val="0"/>
+          <w:sz w:val="28"/>
+        </w:rPr>
+        <w:t>Конституционные принципы служат фундаментом для всей системы права.</w:t>
+      </w:r>
+    </w:p>
+    <w:p>
+      <w:pPr>
+        <w:spacing w:lineRule="auto" w:line="360" w:after="0"/>
+        <w:ind w:firstLine="709"/>
+        <w:jc w:val="both"/>
+      </w:pPr>
+      <w:r>
+        <w:rPr>
+          <w:rFonts w:ascii="Times New Roman" w:hAnsi="Times New Roman" w:eastAsia="Times New Roman"/>
+          <w:b w:val="0"/>
+          <w:sz w:val="28"/>
+        </w:rPr>
+        <w:t>Правовая культура граждан определяет эффективность правового регулирования.</w:t>
+      </w:r>
+    </w:p>
+    <w:p>
+      <w:pPr>
+        <w:spacing w:lineRule="auto" w:line="360" w:after="0"/>
+        <w:ind w:firstLine="709"/>
+        <w:jc w:val="both"/>
+      </w:pPr>
+      <w:r>
+        <w:rPr>
+          <w:rFonts w:ascii="Times New Roman" w:hAnsi="Times New Roman" w:eastAsia="Times New Roman"/>
+          <w:b w:val="0"/>
+          <w:sz w:val="28"/>
+        </w:rPr>
+        <w:t>Конституционные принципы служат фундаментом для всей системы права.</w:t>
+      </w:r>
+    </w:p>
+    <w:p>
+      <w:pPr>
+        <w:spacing w:lineRule="auto" w:line="360" w:after="0"/>
+        <w:ind w:firstLine="709"/>
+        <w:jc w:val="both"/>
+      </w:pPr>
+      <w:r>
+        <w:rPr>
+          <w:rFonts w:ascii="Times New Roman" w:hAnsi="Times New Roman" w:eastAsia="Times New Roman"/>
+          <w:b w:val="0"/>
+          <w:sz w:val="28"/>
+        </w:rPr>
+        <w:t>Правовая культура граждан определяет эффективность правового регулирования.</w:t>
+      </w:r>
+    </w:p>
+    <w:p>
+      <w:pPr>
+        <w:spacing w:lineRule="auto" w:line="360" w:after="0"/>
+        <w:ind w:firstLine="709"/>
+        <w:jc w:val="both"/>
+      </w:pPr>
+      <w:r>
+        <w:rPr>
+          <w:rFonts w:ascii="Times New Roman" w:hAnsi="Times New Roman" w:eastAsia="Times New Roman"/>
+          <w:b w:val="0"/>
+          <w:sz w:val="28"/>
+        </w:rPr>
+        <w:t>Конституционные принципы служат фундаментом для всей системы права.</w:t>
+      </w:r>
+    </w:p>
+    <w:p>
+      <w:pPr>
+        <w:spacing w:lineRule="auto" w:line="360" w:after="0"/>
+        <w:ind w:firstLine="709"/>
+        <w:jc w:val="both"/>
+      </w:pPr>
+      <w:r>
+        <w:rPr>
+          <w:rFonts w:ascii="Times New Roman" w:hAnsi="Times New Roman" w:eastAsia="Times New Roman"/>
+          <w:b w:val="0"/>
+          <w:sz w:val="28"/>
+        </w:rPr>
+        <w:t>Правовая культура граждан определяет эффективность правового регулирования.</w:t>
+      </w:r>
+    </w:p>
+    <w:p>
+      <w:pPr>
+        <w:spacing w:lineRule="auto" w:line="360" w:after="0"/>
+        <w:ind w:firstLine="709"/>
+        <w:jc w:val="both"/>
+      </w:pPr>
+      <w:r>
+        <w:rPr>
+          <w:rFonts w:ascii="Times New Roman" w:hAnsi="Times New Roman" w:eastAsia="Times New Roman"/>
+          <w:b w:val="0"/>
+          <w:sz w:val="28"/>
+        </w:rPr>
+        <w:t>Конституционные принципы служат фундаментом для всей системы права.</w:t>
+      </w:r>
+    </w:p>
+    <w:p>
+      <w:pPr>
+        <w:spacing w:lineRule="auto" w:line="360" w:after="0"/>
+        <w:ind w:firstLine="709"/>
+        <w:jc w:val="both"/>
+      </w:pPr>
+      <w:r>
+        <w:rPr>
+          <w:rFonts w:ascii="Times New Roman" w:hAnsi="Times New Roman" w:eastAsia="Times New Roman"/>
+          <w:b w:val="0"/>
+          <w:sz w:val="28"/>
+        </w:rPr>
+        <w:t>Правовая культура граждан определяет эффективность правового регулирования.</w:t>
+      </w:r>
+    </w:p>
+    <w:p>
+      <w:pPr>
+        <w:spacing w:lineRule="auto" w:line="360" w:after="0"/>
+        <w:ind w:firstLine="709"/>
+        <w:jc w:val="both"/>
+      </w:pPr>
+      <w:r>
+        <w:rPr>
+          <w:rFonts w:ascii="Times New Roman" w:hAnsi="Times New Roman" w:eastAsia="Times New Roman"/>
+          <w:b w:val="0"/>
+          <w:sz w:val="28"/>
+        </w:rPr>
+        <w:t>Конституционные принципы служат фундаментом для всей системы права.</w:t>
       </w:r>
     </w:p>
     <w:p>
@@ -1710,7 +2850,7 @@
           <w:b w:val="0"/>
           <w:sz w:val="28"/>
         </w:rPr>
-        <w:t>Правовое регулирование общественных отношений требует постоянного совершенствования законодательства с учётом изменений в обществе, экономике и международных отношениях.</w:t>
+        <w:t>Правовое регулирование общественных отношений требует постоянного совершенствования законодательства.</w:t>
       </w:r>
     </w:p>
     <w:p>
@@ -1725,7 +2865,7 @@
           <w:b w:val="0"/>
           <w:sz w:val="28"/>
         </w:rPr>
-        <w:t>Правоприменительная практика играет важную роль в конкретизации правовых норм. Судебные решения, разъяснения высших судов и правоприменительные акты влияют на толкование закона.</w:t>
+        <w:t>Правоприменительная практика играет важную роль в конкретизации правовых норм.</w:t>
       </w:r>
     </w:p>
     <w:p>
@@ -1740,7 +2880,7 @@
           <w:b w:val="0"/>
           <w:sz w:val="28"/>
         </w:rPr>
-        <w:t>Правовое регулирование общественных отношений требует постоянного совершенствования законодательства с учётом изменений в обществе, экономике и международных отношениях.</w:t>
+        <w:t>Правовое регулирование общественных отношений требует постоянного совершенствования законодательства.</w:t>
       </w:r>
     </w:p>
     <w:p>
@@ -1755,7 +2895,7 @@
           <w:b w:val="0"/>
           <w:sz w:val="28"/>
         </w:rPr>
-        <w:t>Правоприменительная практика играет важную роль в конкретизации правовых норм. Судебные решения, разъяснения высших судов и правоприменительные акты влияют на толкование закона.</w:t>
+        <w:t>Правоприменительная практика играет важную роль в конкретизации правовых норм.</w:t>
       </w:r>
     </w:p>
     <w:p>
@@ -1770,7 +2910,7 @@
           <w:b w:val="0"/>
           <w:sz w:val="28"/>
         </w:rPr>
-        <w:t>Правовое регулирование общественных отношений требует постоянного совершенствования законодательства с учётом изменений в обществе, экономике и международных отношениях.</w:t>
+        <w:t>Правовое регулирование общественных отношений требует постоянного совершенствования законодательства.</w:t>
       </w:r>
     </w:p>
     <w:p>
@@ -1785,7 +2925,7 @@
           <w:b w:val="0"/>
           <w:sz w:val="28"/>
         </w:rPr>
-        <w:t>Правоприменительная практика играет важную роль в конкретизации правовых норм. Судебные решения, разъяснения высших судов и правоприменительные акты влияют на толкование закона.</w:t>
+        <w:t>Правоприменительная практика играет важную роль в конкретизации правовых норм.</w:t>
       </w:r>
     </w:p>
     <w:p>
@@ -1800,7 +2940,7 @@
           <w:b w:val="0"/>
           <w:sz w:val="28"/>
         </w:rPr>
-        <w:t>Правовое регулирование общественных отношений требует постоянного совершенствования законодательства с учётом изменений в обществе, экономике и международных отношениях.</w:t>
+        <w:t>Правовое регулирование общественных отношений требует постоянного совершенствования законодательства.</w:t>
       </w:r>
     </w:p>
     <w:p>
@@ -1815,7 +2955,7 @@
           <w:b w:val="0"/>
           <w:sz w:val="28"/>
         </w:rPr>
-        <w:t>Правоприменительная практика играет важную роль в конкретизации правовых норм. Судебные решения, разъяснения высших судов и правоприменительные акты влияют на толкование закона.</w:t>
+        <w:t>Правоприменительная практика играет важную роль в конкретизации правовых норм.</w:t>
       </w:r>
     </w:p>
     <w:p>
@@ -1830,7 +2970,7 @@
           <w:b w:val="0"/>
           <w:sz w:val="28"/>
         </w:rPr>
-        <w:t>Правовое регулирование общественных отношений требует постоянного совершенствования законодательства с учётом изменений в обществе, экономике и международных отношениях.</w:t>
+        <w:t>Правовое регулирование общественных отношений требует постоянного совершенствования законодательства.</w:t>
       </w:r>
     </w:p>
     <w:p>
@@ -1845,7 +2985,7 @@
           <w:b w:val="0"/>
           <w:sz w:val="28"/>
         </w:rPr>
-        <w:t>Правоприменительная практика играет важную роль в конкретизации правовых норм. Судебные решения, разъяснения высших судов и правоприменительные акты влияют на толкование закона.</w:t>
+        <w:t>Правоприменительная практика играет важную роль в конкретизации правовых норм.</w:t>
       </w:r>
     </w:p>
     <w:p>
@@ -1860,7 +3000,7 @@
           <w:b w:val="0"/>
           <w:sz w:val="28"/>
         </w:rPr>
-        <w:t>Правовое регулирование общественных отношений требует постоянного совершенствования законодательства с учётом изменений в обществе, экономике и международных отношениях.</w:t>
+        <w:t>Правовое регулирование общественных отношений требует постоянного совершенствования законодательства.</w:t>
       </w:r>
     </w:p>
     <w:p>
@@ -1875,7 +3015,7 @@
           <w:b w:val="0"/>
           <w:sz w:val="28"/>
         </w:rPr>
-        <w:t>Правоприменительная практика играет важную роль в конкретизации правовых норм. Судебные решения, разъяснения высших судов и правоприменительные акты влияют на толкование закона.</w:t>
+        <w:t>Правоприменительная практика играет важную роль в конкретизации правовых норм.</w:t>
       </w:r>
     </w:p>
     <w:p>
@@ -1890,7 +3030,7 @@
           <w:b w:val="0"/>
           <w:sz w:val="28"/>
         </w:rPr>
-        <w:t>Правовое регулирование общественных отношений требует постоянного совершенствования законодательства с учётом изменений в обществе, экономике и международных отношениях.</w:t>
+        <w:t>Правовое регулирование общественных отношений требует постоянного совершенствования законодательства.</w:t>
       </w:r>
     </w:p>
     <w:p>
@@ -1905,7 +3045,7 @@
           <w:b w:val="0"/>
           <w:sz w:val="28"/>
         </w:rPr>
-        <w:t>Правоприменительная практика играет важную роль в конкретизации правовых норм. Судебные решения, разъяснения высших судов и правоприменительные акты влияют на толкование закона.</w:t>
+        <w:t>Правоприменительная практика играет важную роль в конкретизации правовых норм.</w:t>
       </w:r>
     </w:p>
     <w:p>
@@ -1920,7 +3060,7 @@
           <w:b w:val="0"/>
           <w:sz w:val="28"/>
         </w:rPr>
-        <w:t>Правовое регулирование общественных отношений требует постоянного совершенствования законодательства с учётом изменений в обществе, экономике и международных отношениях.</w:t>
+        <w:t>Правовое регулирование общественных отношений требует постоянного совершенствования законодательства.</w:t>
       </w:r>
     </w:p>
     <w:p>
@@ -1935,7 +3075,307 @@
           <w:b w:val="0"/>
           <w:sz w:val="28"/>
         </w:rPr>
-        <w:t>Правоприменительная практика играет важную роль в конкретизации правовых норм. Судебные решения, разъяснения высших судов и правоприменительные акты влияют на толкование закона.</w:t>
+        <w:t>Правоприменительная практика играет важную роль в конкретизации правовых норм.</w:t>
+      </w:r>
+    </w:p>
+    <w:p>
+      <w:pPr>
+        <w:spacing w:lineRule="auto" w:line="360" w:after="0"/>
+        <w:ind w:firstLine="709"/>
+        <w:jc w:val="both"/>
+      </w:pPr>
+      <w:r>
+        <w:rPr>
+          <w:rFonts w:ascii="Times New Roman" w:hAnsi="Times New Roman" w:eastAsia="Times New Roman"/>
+          <w:b w:val="0"/>
+          <w:sz w:val="28"/>
+        </w:rPr>
+        <w:t>Правовое регулирование общественных отношений требует постоянного совершенствования законодательства.</w:t>
+      </w:r>
+    </w:p>
+    <w:p>
+      <w:pPr>
+        <w:spacing w:lineRule="auto" w:line="360" w:after="0"/>
+        <w:ind w:firstLine="709"/>
+        <w:jc w:val="both"/>
+      </w:pPr>
+      <w:r>
+        <w:rPr>
+          <w:rFonts w:ascii="Times New Roman" w:hAnsi="Times New Roman" w:eastAsia="Times New Roman"/>
+          <w:b w:val="0"/>
+          <w:sz w:val="28"/>
+        </w:rPr>
+        <w:t>Правоприменительная практика играет важную роль в конкретизации правовых норм.</w:t>
+      </w:r>
+    </w:p>
+    <w:p>
+      <w:pPr>
+        <w:spacing w:lineRule="auto" w:line="360" w:after="0"/>
+        <w:ind w:firstLine="709"/>
+        <w:jc w:val="both"/>
+      </w:pPr>
+      <w:r>
+        <w:rPr>
+          <w:rFonts w:ascii="Times New Roman" w:hAnsi="Times New Roman" w:eastAsia="Times New Roman"/>
+          <w:b w:val="0"/>
+          <w:sz w:val="28"/>
+        </w:rPr>
+        <w:t>Правовое регулирование общественных отношений требует постоянного совершенствования законодательства.</w:t>
+      </w:r>
+    </w:p>
+    <w:p>
+      <w:pPr>
+        <w:spacing w:lineRule="auto" w:line="360" w:after="0"/>
+        <w:ind w:firstLine="709"/>
+        <w:jc w:val="both"/>
+      </w:pPr>
+      <w:r>
+        <w:rPr>
+          <w:rFonts w:ascii="Times New Roman" w:hAnsi="Times New Roman" w:eastAsia="Times New Roman"/>
+          <w:b w:val="0"/>
+          <w:sz w:val="28"/>
+        </w:rPr>
+        <w:t>Правоприменительная практика играет важную роль в конкретизации правовых норм.</w:t>
+      </w:r>
+    </w:p>
+    <w:p>
+      <w:pPr>
+        <w:spacing w:lineRule="auto" w:line="360" w:after="0"/>
+        <w:ind w:firstLine="709"/>
+        <w:jc w:val="both"/>
+      </w:pPr>
+      <w:r>
+        <w:rPr>
+          <w:rFonts w:ascii="Times New Roman" w:hAnsi="Times New Roman" w:eastAsia="Times New Roman"/>
+          <w:b w:val="0"/>
+          <w:sz w:val="28"/>
+        </w:rPr>
+        <w:t>Правовое регулирование общественных отношений требует постоянного совершенствования законодательства.</w:t>
+      </w:r>
+    </w:p>
+    <w:p>
+      <w:pPr>
+        <w:spacing w:lineRule="auto" w:line="360" w:after="0"/>
+        <w:ind w:firstLine="709"/>
+        <w:jc w:val="both"/>
+      </w:pPr>
+      <w:r>
+        <w:rPr>
+          <w:rFonts w:ascii="Times New Roman" w:hAnsi="Times New Roman" w:eastAsia="Times New Roman"/>
+          <w:b w:val="0"/>
+          <w:sz w:val="28"/>
+        </w:rPr>
+        <w:t>Правоприменительная практика играет важную роль в конкретизации правовых норм.</w:t>
+      </w:r>
+    </w:p>
+    <w:p>
+      <w:pPr>
+        <w:spacing w:lineRule="auto" w:line="360" w:after="0"/>
+        <w:ind w:firstLine="709"/>
+        <w:jc w:val="both"/>
+      </w:pPr>
+      <w:r>
+        <w:rPr>
+          <w:rFonts w:ascii="Times New Roman" w:hAnsi="Times New Roman" w:eastAsia="Times New Roman"/>
+          <w:b w:val="0"/>
+          <w:sz w:val="28"/>
+        </w:rPr>
+        <w:t>Правовое регулирование общественных отношений требует постоянного совершенствования законодательства.</w:t>
+      </w:r>
+    </w:p>
+    <w:p>
+      <w:pPr>
+        <w:spacing w:lineRule="auto" w:line="360" w:after="0"/>
+        <w:ind w:firstLine="709"/>
+        <w:jc w:val="both"/>
+      </w:pPr>
+      <w:r>
+        <w:rPr>
+          <w:rFonts w:ascii="Times New Roman" w:hAnsi="Times New Roman" w:eastAsia="Times New Roman"/>
+          <w:b w:val="0"/>
+          <w:sz w:val="28"/>
+        </w:rPr>
+        <w:t>Правоприменительная практика играет важную роль в конкретизации правовых норм.</w:t>
+      </w:r>
+    </w:p>
+    <w:p>
+      <w:pPr>
+        <w:spacing w:lineRule="auto" w:line="360" w:after="0"/>
+        <w:ind w:firstLine="709"/>
+        <w:jc w:val="both"/>
+      </w:pPr>
+      <w:r>
+        <w:rPr>
+          <w:rFonts w:ascii="Times New Roman" w:hAnsi="Times New Roman" w:eastAsia="Times New Roman"/>
+          <w:b w:val="0"/>
+          <w:sz w:val="28"/>
+        </w:rPr>
+        <w:t>Правовое регулирование общественных отношений требует постоянного совершенствования законодательства.</w:t>
+      </w:r>
+    </w:p>
+    <w:p>
+      <w:pPr>
+        <w:spacing w:lineRule="auto" w:line="360" w:after="0"/>
+        <w:ind w:firstLine="709"/>
+        <w:jc w:val="both"/>
+      </w:pPr>
+      <w:r>
+        <w:rPr>
+          <w:rFonts w:ascii="Times New Roman" w:hAnsi="Times New Roman" w:eastAsia="Times New Roman"/>
+          <w:b w:val="0"/>
+          <w:sz w:val="28"/>
+        </w:rPr>
+        <w:t>Правоприменительная практика играет важную роль в конкретизации правовых норм.</w:t>
+      </w:r>
+    </w:p>
+    <w:p>
+      <w:pPr>
+        <w:spacing w:lineRule="auto" w:line="360" w:after="0"/>
+        <w:ind w:firstLine="709"/>
+        <w:jc w:val="both"/>
+      </w:pPr>
+      <w:r>
+        <w:rPr>
+          <w:rFonts w:ascii="Times New Roman" w:hAnsi="Times New Roman" w:eastAsia="Times New Roman"/>
+          <w:b w:val="0"/>
+          <w:sz w:val="28"/>
+        </w:rPr>
+        <w:t>Правовое регулирование общественных отношений требует постоянного совершенствования законодательства.</w:t>
+      </w:r>
+    </w:p>
+    <w:p>
+      <w:pPr>
+        <w:spacing w:lineRule="auto" w:line="360" w:after="0"/>
+        <w:ind w:firstLine="709"/>
+        <w:jc w:val="both"/>
+      </w:pPr>
+      <w:r>
+        <w:rPr>
+          <w:rFonts w:ascii="Times New Roman" w:hAnsi="Times New Roman" w:eastAsia="Times New Roman"/>
+          <w:b w:val="0"/>
+          <w:sz w:val="28"/>
+        </w:rPr>
+        <w:t>Правоприменительная практика играет важную роль в конкретизации правовых норм.</w:t>
+      </w:r>
+    </w:p>
+    <w:p>
+      <w:pPr>
+        <w:spacing w:lineRule="auto" w:line="360" w:after="0"/>
+        <w:ind w:firstLine="709"/>
+        <w:jc w:val="both"/>
+      </w:pPr>
+      <w:r>
+        <w:rPr>
+          <w:rFonts w:ascii="Times New Roman" w:hAnsi="Times New Roman" w:eastAsia="Times New Roman"/>
+          <w:b w:val="0"/>
+          <w:sz w:val="28"/>
+        </w:rPr>
+        <w:t>Правовое регулирование общественных отношений требует постоянного совершенствования законодательства.</w:t>
+      </w:r>
+    </w:p>
+    <w:p>
+      <w:pPr>
+        <w:spacing w:lineRule="auto" w:line="360" w:after="0"/>
+        <w:ind w:firstLine="709"/>
+        <w:jc w:val="both"/>
+      </w:pPr>
+      <w:r>
+        <w:rPr>
+          <w:rFonts w:ascii="Times New Roman" w:hAnsi="Times New Roman" w:eastAsia="Times New Roman"/>
+          <w:b w:val="0"/>
+          <w:sz w:val="28"/>
+        </w:rPr>
+        <w:t>Правоприменительная практика играет важную роль в конкретизации правовых норм.</w:t>
+      </w:r>
+    </w:p>
+    <w:p>
+      <w:pPr>
+        <w:spacing w:lineRule="auto" w:line="360" w:after="0"/>
+        <w:ind w:firstLine="709"/>
+        <w:jc w:val="both"/>
+      </w:pPr>
+      <w:r>
+        <w:rPr>
+          <w:rFonts w:ascii="Times New Roman" w:hAnsi="Times New Roman" w:eastAsia="Times New Roman"/>
+          <w:b w:val="0"/>
+          <w:sz w:val="28"/>
+        </w:rPr>
+        <w:t>Правовое регулирование общественных отношений требует постоянного совершенствования законодательства.</w:t>
+      </w:r>
+    </w:p>
+    <w:p>
+      <w:pPr>
+        <w:spacing w:lineRule="auto" w:line="360" w:after="0"/>
+        <w:ind w:firstLine="709"/>
+        <w:jc w:val="both"/>
+      </w:pPr>
+      <w:r>
+        <w:rPr>
+          <w:rFonts w:ascii="Times New Roman" w:hAnsi="Times New Roman" w:eastAsia="Times New Roman"/>
+          <w:b w:val="0"/>
+          <w:sz w:val="28"/>
+        </w:rPr>
+        <w:t>Правоприменительная практика играет важную роль в конкретизации правовых норм.</w:t>
+      </w:r>
+    </w:p>
+    <w:p>
+      <w:pPr>
+        <w:spacing w:lineRule="auto" w:line="360" w:after="0"/>
+        <w:ind w:firstLine="709"/>
+        <w:jc w:val="both"/>
+      </w:pPr>
+      <w:r>
+        <w:rPr>
+          <w:rFonts w:ascii="Times New Roman" w:hAnsi="Times New Roman" w:eastAsia="Times New Roman"/>
+          <w:b w:val="0"/>
+          <w:sz w:val="28"/>
+        </w:rPr>
+        <w:t>Правовое регулирование общественных отношений требует постоянного совершенствования законодательства.</w:t>
+      </w:r>
+    </w:p>
+    <w:p>
+      <w:pPr>
+        <w:spacing w:lineRule="auto" w:line="360" w:after="0"/>
+        <w:ind w:firstLine="709"/>
+        <w:jc w:val="both"/>
+      </w:pPr>
+      <w:r>
+        <w:rPr>
+          <w:rFonts w:ascii="Times New Roman" w:hAnsi="Times New Roman" w:eastAsia="Times New Roman"/>
+          <w:b w:val="0"/>
+          <w:sz w:val="28"/>
+        </w:rPr>
+        <w:t>Правоприменительная практика играет важную роль в конкретизации правовых норм.</w:t>
+      </w:r>
+    </w:p>
+    <w:p>
+      <w:pPr>
+        <w:spacing w:lineRule="auto" w:line="360" w:after="0"/>
+        <w:ind w:firstLine="709"/>
+        <w:jc w:val="both"/>
+      </w:pPr>
+      <w:r>
+        <w:rPr>
+          <w:rFonts w:ascii="Times New Roman" w:hAnsi="Times New Roman" w:eastAsia="Times New Roman"/>
+          <w:b w:val="0"/>
+          <w:sz w:val="28"/>
+        </w:rPr>
+        <w:t>Правовое регулирование общественных отношений требует постоянного совершенствования законодательства.</w:t>
+      </w:r>
+    </w:p>
+    <w:p>
+      <w:pPr>
+        <w:spacing w:lineRule="auto" w:line="360" w:after="0"/>
+        <w:ind w:firstLine="709"/>
+        <w:jc w:val="both"/>
+      </w:pPr>
+      <w:r>
+        <w:rPr>
+          <w:rFonts w:ascii="Times New Roman" w:hAnsi="Times New Roman" w:eastAsia="Times New Roman"/>
+          <w:b w:val="0"/>
+          <w:sz w:val="28"/>
+        </w:rPr>
+        <w:t>Правоприменительная практика играет важную роль в конкретизации правовых норм.</w:t>
       </w:r>
     </w:p>
     <w:p>
@@ -2010,7 +3450,7 @@
           <w:b w:val="0"/>
           <w:sz w:val="28"/>
         </w:rPr>
-        <w:t>Конституционные принципы служат фундаментом для всей системы права. Их соблюдение обеспечивает легитимность государственной власти и защиту прав человека.</w:t>
+        <w:t>Конституционные принципы служат фундаментом для всей системы права.</w:t>
       </w:r>
     </w:p>
     <w:p>
@@ -2025,7 +3465,7 @@
           <w:b w:val="0"/>
           <w:sz w:val="28"/>
         </w:rPr>
-        <w:t>Правовая культура граждан и должностных лиц определяет эффективность правового регулирования. Образование, просвещение и доступность правовой информации способствуют укреплению законности.</w:t>
+        <w:t>Правовая культура граждан определяет эффективность правового регулирования.</w:t>
       </w:r>
     </w:p>
     <w:p>
@@ -2040,7 +3480,7 @@
           <w:b w:val="0"/>
           <w:sz w:val="28"/>
         </w:rPr>
-        <w:t>Конституционные принципы служат фундаментом для всей системы права. Их соблюдение обеспечивает легитимность государственной власти и защиту прав человека.</w:t>
+        <w:t>Конституционные принципы служат фундаментом для всей системы права.</w:t>
       </w:r>
     </w:p>
     <w:p>
@@ -2055,7 +3495,7 @@
           <w:b w:val="0"/>
           <w:sz w:val="28"/>
         </w:rPr>
-        <w:t>Правовая культура граждан и должностных лиц определяет эффективность правового регулирования. Образование, просвещение и доступность правовой информации способствуют укреплению законности.</w:t>
+        <w:t>Правовая культура граждан определяет эффективность правового регулирования.</w:t>
       </w:r>
     </w:p>
     <w:p>
@@ -2070,7 +3510,7 @@
           <w:b w:val="0"/>
           <w:sz w:val="28"/>
         </w:rPr>
-        <w:t>Конституционные принципы служат фундаментом для всей системы права. Их соблюдение обеспечивает легитимность государственной власти и защиту прав человека.</w:t>
+        <w:t>Конституционные принципы служат фундаментом для всей системы права.</w:t>
       </w:r>
     </w:p>
     <w:p>
@@ -2085,7 +3525,7 @@
           <w:b w:val="0"/>
           <w:sz w:val="28"/>
         </w:rPr>
-        <w:t>Правовая культура граждан и должностных лиц определяет эффективность правового регулирования. Образование, просвещение и доступность правовой информации способствуют укреплению законности.</w:t>
+        <w:t>Правовая культура граждан определяет эффективность правового регулирования.</w:t>
       </w:r>
     </w:p>
     <w:p>
@@ -2100,7 +3540,7 @@
           <w:b w:val="0"/>
           <w:sz w:val="28"/>
         </w:rPr>
-        <w:t>Конституционные принципы служат фундаментом для всей системы права. Их соблюдение обеспечивает легитимность государственной власти и защиту прав человека.</w:t>
+        <w:t>Конституционные принципы служат фундаментом для всей системы права.</w:t>
       </w:r>
     </w:p>
     <w:p>
@@ -2115,7 +3555,7 @@
           <w:b w:val="0"/>
           <w:sz w:val="28"/>
         </w:rPr>
-        <w:t>Правовая культура граждан и должностных лиц определяет эффективность правового регулирования. Образование, просвещение и доступность правовой информации способствуют укреплению законности.</w:t>
+        <w:t>Правовая культура граждан определяет эффективность правового регулирования.</w:t>
       </w:r>
     </w:p>
     <w:p>
@@ -2130,7 +3570,7 @@
           <w:b w:val="0"/>
           <w:sz w:val="28"/>
         </w:rPr>
-        <w:t>Конституционные принципы служат фундаментом для всей системы права. Их соблюдение обеспечивает легитимность государственной власти и защиту прав человека.</w:t>
+        <w:t>Конституционные принципы служат фундаментом для всей системы права.</w:t>
       </w:r>
     </w:p>
     <w:p>
@@ -2145,7 +3585,7 @@
           <w:b w:val="0"/>
           <w:sz w:val="28"/>
         </w:rPr>
-        <w:t>Правовая культура граждан и должностных лиц определяет эффективность правового регулирования. Образование, просвещение и доступность правовой информации способствуют укреплению законности.</w:t>
+        <w:t>Правовая культура граждан определяет эффективность правового регулирования.</w:t>
       </w:r>
     </w:p>
     <w:p>
@@ -2160,7 +3600,7 @@
           <w:b w:val="0"/>
           <w:sz w:val="28"/>
         </w:rPr>
-        <w:t>Конституционные принципы служат фундаментом для всей системы права. Их соблюдение обеспечивает легитимность государственной власти и защиту прав человека.</w:t>
+        <w:t>Конституционные принципы служат фундаментом для всей системы права.</w:t>
       </w:r>
     </w:p>
     <w:p>
@@ -2175,7 +3615,7 @@
           <w:b w:val="0"/>
           <w:sz w:val="28"/>
         </w:rPr>
-        <w:t>Правовая культура граждан и должностных лиц определяет эффективность правового регулирования. Образование, просвещение и доступность правовой информации способствуют укреплению законности.</w:t>
+        <w:t>Правовая культура граждан определяет эффективность правового регулирования.</w:t>
       </w:r>
     </w:p>
     <w:p>
@@ -2190,7 +3630,7 @@
           <w:b w:val="0"/>
           <w:sz w:val="28"/>
         </w:rPr>
-        <w:t>Конституционные принципы служат фундаментом для всей системы права. Их соблюдение обеспечивает легитимность государственной власти и защиту прав человека.</w:t>
+        <w:t>Конституционные принципы служат фундаментом для всей системы права.</w:t>
       </w:r>
     </w:p>
     <w:p>
@@ -2205,7 +3645,7 @@
           <w:b w:val="0"/>
           <w:sz w:val="28"/>
         </w:rPr>
-        <w:t>Правовая культура граждан и должностных лиц определяет эффективность правового регулирования. Образование, просвещение и доступность правовой информации способствуют укреплению законности.</w:t>
+        <w:t>Правовая культура граждан определяет эффективность правового регулирования.</w:t>
       </w:r>
     </w:p>
     <w:p>
@@ -2220,7 +3660,7 @@
           <w:b w:val="0"/>
           <w:sz w:val="28"/>
         </w:rPr>
-        <w:t>Конституционные принципы служат фундаментом для всей системы права. Их соблюдение обеспечивает легитимность государственной власти и защиту прав человека.</w:t>
+        <w:t>Конституционные принципы служат фундаментом для всей системы права.</w:t>
       </w:r>
     </w:p>
     <w:p>
@@ -2235,7 +3675,292 @@
           <w:b w:val="0"/>
           <w:sz w:val="28"/>
         </w:rPr>
-        <w:t>Правовая культура граждан и должностных лиц определяет эффективность правового регулирования. Образование, просвещение и доступность правовой информации способствуют укреплению законности.</w:t>
+        <w:t>Правовая культура граждан определяет эффективность правового регулирования.</w:t>
+      </w:r>
+    </w:p>
+    <w:p>
+      <w:pPr>
+        <w:spacing w:lineRule="auto" w:line="360" w:after="0"/>
+        <w:ind w:firstLine="709"/>
+        <w:jc w:val="both"/>
+      </w:pPr>
+      <w:r>
+        <w:rPr>
+          <w:rFonts w:ascii="Times New Roman" w:hAnsi="Times New Roman" w:eastAsia="Times New Roman"/>
+          <w:b w:val="0"/>
+          <w:sz w:val="28"/>
+        </w:rPr>
+        <w:t>Конституционные принципы служат фундаментом для всей системы права.</w:t>
+      </w:r>
+    </w:p>
+    <w:p>
+      <w:pPr>
+        <w:spacing w:lineRule="auto" w:line="360" w:after="0"/>
+        <w:ind w:firstLine="709"/>
+        <w:jc w:val="both"/>
+      </w:pPr>
+      <w:r>
+        <w:rPr>
+          <w:rFonts w:ascii="Times New Roman" w:hAnsi="Times New Roman" w:eastAsia="Times New Roman"/>
+          <w:b w:val="0"/>
+          <w:sz w:val="28"/>
+        </w:rPr>
+        <w:t>Правовая культура граждан определяет эффективность правового регулирования.</w:t>
+      </w:r>
+    </w:p>
+    <w:p>
+      <w:pPr>
+        <w:spacing w:lineRule="auto" w:line="360" w:after="0"/>
+        <w:ind w:firstLine="709"/>
+        <w:jc w:val="both"/>
+      </w:pPr>
+      <w:r>
+        <w:rPr>
+          <w:rFonts w:ascii="Times New Roman" w:hAnsi="Times New Roman" w:eastAsia="Times New Roman"/>
+          <w:b w:val="0"/>
+          <w:sz w:val="28"/>
+        </w:rPr>
+        <w:t>Конституционные принципы служат фундаментом для всей системы права.</w:t>
+      </w:r>
+    </w:p>
+    <w:p>
+      <w:pPr>
+        <w:spacing w:lineRule="auto" w:line="360" w:after="0"/>
+        <w:ind w:firstLine="709"/>
+        <w:jc w:val="both"/>
+      </w:pPr>
+      <w:r>
+        <w:rPr>
+          <w:rFonts w:ascii="Times New Roman" w:hAnsi="Times New Roman" w:eastAsia="Times New Roman"/>
+          <w:b w:val="0"/>
+          <w:sz w:val="28"/>
+        </w:rPr>
+        <w:t>Правовая культура граждан определяет эффективность правового регулирования.</w:t>
+      </w:r>
+    </w:p>
+    <w:p>
+      <w:pPr>
+        <w:spacing w:lineRule="auto" w:line="360" w:after="0"/>
+        <w:ind w:firstLine="709"/>
+        <w:jc w:val="both"/>
+      </w:pPr>
+      <w:r>
+        <w:rPr>
+          <w:rFonts w:ascii="Times New Roman" w:hAnsi="Times New Roman" w:eastAsia="Times New Roman"/>
+          <w:b w:val="0"/>
+          <w:sz w:val="28"/>
+        </w:rPr>
+        <w:t>Конституционные принципы служат фундаментом для всей системы права.</w:t>
+      </w:r>
+    </w:p>
+    <w:p>
+      <w:pPr>
+        <w:spacing w:lineRule="auto" w:line="360" w:after="0"/>
+        <w:ind w:firstLine="709"/>
+        <w:jc w:val="both"/>
+      </w:pPr>
+      <w:r>
+        <w:rPr>
+          <w:rFonts w:ascii="Times New Roman" w:hAnsi="Times New Roman" w:eastAsia="Times New Roman"/>
+          <w:b w:val="0"/>
+          <w:sz w:val="28"/>
+        </w:rPr>
+        <w:t>Правовая культура граждан определяет эффективность правового регулирования.</w:t>
+      </w:r>
+    </w:p>
+    <w:p>
+      <w:pPr>
+        <w:spacing w:lineRule="auto" w:line="360" w:after="0"/>
+        <w:ind w:firstLine="709"/>
+        <w:jc w:val="both"/>
+      </w:pPr>
+      <w:r>
+        <w:rPr>
+          <w:rFonts w:ascii="Times New Roman" w:hAnsi="Times New Roman" w:eastAsia="Times New Roman"/>
+          <w:b w:val="0"/>
+          <w:sz w:val="28"/>
+        </w:rPr>
+        <w:t>Конституционные принципы служат фундаментом для всей системы права.</w:t>
+      </w:r>
+    </w:p>
+    <w:p>
+      <w:pPr>
+        <w:spacing w:lineRule="auto" w:line="360" w:after="0"/>
+        <w:ind w:firstLine="709"/>
+        <w:jc w:val="both"/>
+      </w:pPr>
+      <w:r>
+        <w:rPr>
+          <w:rFonts w:ascii="Times New Roman" w:hAnsi="Times New Roman" w:eastAsia="Times New Roman"/>
+          <w:b w:val="0"/>
+          <w:sz w:val="28"/>
+        </w:rPr>
+        <w:t>Правовая культура граждан определяет эффективность правового регулирования.</w:t>
+      </w:r>
+    </w:p>
+    <w:p>
+      <w:pPr>
+        <w:spacing w:lineRule="auto" w:line="360" w:after="0"/>
+        <w:ind w:firstLine="709"/>
+        <w:jc w:val="both"/>
+      </w:pPr>
+      <w:r>
+        <w:rPr>
+          <w:rFonts w:ascii="Times New Roman" w:hAnsi="Times New Roman" w:eastAsia="Times New Roman"/>
+          <w:b w:val="0"/>
+          <w:sz w:val="28"/>
+        </w:rPr>
+        <w:t>Конституционные принципы служат фундаментом для всей системы права.</w:t>
+      </w:r>
+    </w:p>
+    <w:p>
+      <w:pPr>
+        <w:spacing w:lineRule="auto" w:line="360" w:after="0"/>
+        <w:ind w:firstLine="709"/>
+        <w:jc w:val="both"/>
+      </w:pPr>
+      <w:r>
+        <w:rPr>
+          <w:rFonts w:ascii="Times New Roman" w:hAnsi="Times New Roman" w:eastAsia="Times New Roman"/>
+          <w:b w:val="0"/>
+          <w:sz w:val="28"/>
+        </w:rPr>
+        <w:t>Правовая культура граждан определяет эффективность правового регулирования.</w:t>
+      </w:r>
+    </w:p>
+    <w:p>
+      <w:pPr>
+        <w:spacing w:lineRule="auto" w:line="360" w:after="0"/>
+        <w:ind w:firstLine="709"/>
+        <w:jc w:val="both"/>
+      </w:pPr>
+      <w:r>
+        <w:rPr>
+          <w:rFonts w:ascii="Times New Roman" w:hAnsi="Times New Roman" w:eastAsia="Times New Roman"/>
+          <w:b w:val="0"/>
+          <w:sz w:val="28"/>
+        </w:rPr>
+        <w:t>Конституционные принципы служат фундаментом для всей системы права.</w:t>
+      </w:r>
+    </w:p>
+    <w:p>
+      <w:pPr>
+        <w:spacing w:lineRule="auto" w:line="360" w:after="0"/>
+        <w:ind w:firstLine="709"/>
+        <w:jc w:val="both"/>
+      </w:pPr>
+      <w:r>
+        <w:rPr>
+          <w:rFonts w:ascii="Times New Roman" w:hAnsi="Times New Roman" w:eastAsia="Times New Roman"/>
+          <w:b w:val="0"/>
+          <w:sz w:val="28"/>
+        </w:rPr>
+        <w:t>Правовая культура граждан определяет эффективность правового регулирования.</w:t>
+      </w:r>
+    </w:p>
+    <w:p>
+      <w:pPr>
+        <w:spacing w:lineRule="auto" w:line="360" w:after="0"/>
+        <w:ind w:firstLine="709"/>
+        <w:jc w:val="both"/>
+      </w:pPr>
+      <w:r>
+        <w:rPr>
+          <w:rFonts w:ascii="Times New Roman" w:hAnsi="Times New Roman" w:eastAsia="Times New Roman"/>
+          <w:b w:val="0"/>
+          <w:sz w:val="28"/>
+        </w:rPr>
+        <w:t>Конституционные принципы служат фундаментом для всей системы права.</w:t>
+      </w:r>
+    </w:p>
+    <w:p>
+      <w:pPr>
+        <w:spacing w:lineRule="auto" w:line="360" w:after="0"/>
+        <w:ind w:firstLine="709"/>
+        <w:jc w:val="both"/>
+      </w:pPr>
+      <w:r>
+        <w:rPr>
+          <w:rFonts w:ascii="Times New Roman" w:hAnsi="Times New Roman" w:eastAsia="Times New Roman"/>
+          <w:b w:val="0"/>
+          <w:sz w:val="28"/>
+        </w:rPr>
+        <w:t>Правовая культура граждан определяет эффективность правового регулирования.</w:t>
+      </w:r>
+    </w:p>
+    <w:p>
+      <w:pPr>
+        <w:spacing w:lineRule="auto" w:line="360" w:after="0"/>
+        <w:ind w:firstLine="709"/>
+        <w:jc w:val="both"/>
+      </w:pPr>
+      <w:r>
+        <w:rPr>
+          <w:rFonts w:ascii="Times New Roman" w:hAnsi="Times New Roman" w:eastAsia="Times New Roman"/>
+          <w:b w:val="0"/>
+          <w:sz w:val="28"/>
+        </w:rPr>
+        <w:t>Конституционные принципы служат фундаментом для всей системы права.</w:t>
+      </w:r>
+    </w:p>
+    <w:p>
+      <w:pPr>
+        <w:spacing w:lineRule="auto" w:line="360" w:after="0"/>
+        <w:ind w:firstLine="709"/>
+        <w:jc w:val="both"/>
+      </w:pPr>
+      <w:r>
+        <w:rPr>
+          <w:rFonts w:ascii="Times New Roman" w:hAnsi="Times New Roman" w:eastAsia="Times New Roman"/>
+          <w:b w:val="0"/>
+          <w:sz w:val="28"/>
+        </w:rPr>
+        <w:t>Правовая культура граждан определяет эффективность правового регулирования.</w:t>
+      </w:r>
+    </w:p>
+    <w:p>
+      <w:pPr>
+        <w:spacing w:lineRule="auto" w:line="360" w:after="0"/>
+        <w:ind w:firstLine="709"/>
+        <w:jc w:val="both"/>
+      </w:pPr>
+      <w:r>
+        <w:rPr>
+          <w:rFonts w:ascii="Times New Roman" w:hAnsi="Times New Roman" w:eastAsia="Times New Roman"/>
+          <w:b w:val="0"/>
+          <w:sz w:val="28"/>
+        </w:rPr>
+        <w:t>Конституционные принципы служат фундаментом для всей системы права.</w:t>
+      </w:r>
+    </w:p>
+    <w:p>
+      <w:pPr>
+        <w:spacing w:lineRule="auto" w:line="360" w:after="0"/>
+        <w:ind w:firstLine="709"/>
+        <w:jc w:val="both"/>
+      </w:pPr>
+      <w:r>
+        <w:rPr>
+          <w:rFonts w:ascii="Times New Roman" w:hAnsi="Times New Roman" w:eastAsia="Times New Roman"/>
+          <w:b w:val="0"/>
+          <w:sz w:val="28"/>
+        </w:rPr>
+        <w:t>Правовая культура граждан определяет эффективность правового регулирования.</w:t>
+      </w:r>
+    </w:p>
+    <w:p>
+      <w:pPr>
+        <w:spacing w:lineRule="auto" w:line="360" w:after="0"/>
+        <w:ind w:firstLine="709"/>
+        <w:jc w:val="both"/>
+      </w:pPr>
+      <w:r>
+        <w:rPr>
+          <w:rFonts w:ascii="Times New Roman" w:hAnsi="Times New Roman" w:eastAsia="Times New Roman"/>
+          <w:b w:val="0"/>
+          <w:sz w:val="28"/>
+        </w:rPr>
+        <w:t>Конституционные принципы служат фундаментом для всей системы права.</w:t>
       </w:r>
     </w:p>
     <w:p>
